--- a/Memorial/templates/MEM-DESCRITIVO-LOGICA.docx
+++ b/Memorial/templates/MEM-DESCRITIVO-LOGICA.docx
@@ -3397,87 +3397,7 @@
           <w:sz w:val="24"/>
           <w:szCs w:val="24"/>
         </w:rPr>
-        <w:t xml:space="preserve"> e seus complementos, ISO/IEC 11801, UL 444, IEC 61156-5, NBR 14705, IEC 60332, IEC 60754-2 (</w:t>
-      </w:r>
-      <w:proofErr w:type="spellStart"/>
-      <w:r>
-        <w:rPr>
-          <w:sz w:val="24"/>
-          <w:szCs w:val="24"/>
-        </w:rPr>
-        <w:t>Acidity</w:t>
-      </w:r>
-      <w:proofErr w:type="spellEnd"/>
-      <w:r>
-        <w:rPr>
-          <w:sz w:val="24"/>
-          <w:szCs w:val="24"/>
-        </w:rPr>
-        <w:t xml:space="preserve"> </w:t>
-      </w:r>
-      <w:proofErr w:type="spellStart"/>
-      <w:r>
-        <w:rPr>
-          <w:sz w:val="24"/>
-          <w:szCs w:val="24"/>
-        </w:rPr>
-        <w:t>of</w:t>
-      </w:r>
-      <w:proofErr w:type="spellEnd"/>
-      <w:r>
-        <w:rPr>
-          <w:sz w:val="24"/>
-          <w:szCs w:val="24"/>
-        </w:rPr>
-        <w:t xml:space="preserve"> </w:t>
-      </w:r>
-      <w:proofErr w:type="spellStart"/>
-      <w:r>
-        <w:rPr>
-          <w:sz w:val="24"/>
-          <w:szCs w:val="24"/>
-        </w:rPr>
-        <w:t>smoke</w:t>
-      </w:r>
-      <w:proofErr w:type="spellEnd"/>
-      <w:r>
-        <w:rPr>
-          <w:sz w:val="24"/>
-          <w:szCs w:val="24"/>
-        </w:rPr>
-        <w:t>), IEC 61034-2 (</w:t>
-      </w:r>
-      <w:proofErr w:type="spellStart"/>
-      <w:r>
-        <w:rPr>
-          <w:sz w:val="24"/>
-          <w:szCs w:val="24"/>
-        </w:rPr>
-        <w:t>smoke</w:t>
-      </w:r>
-      <w:proofErr w:type="spellEnd"/>
-      <w:r>
-        <w:rPr>
-          <w:sz w:val="24"/>
-          <w:szCs w:val="24"/>
-        </w:rPr>
-        <w:t xml:space="preserve"> </w:t>
-      </w:r>
-      <w:proofErr w:type="spellStart"/>
-      <w:r>
-        <w:rPr>
-          <w:sz w:val="24"/>
-          <w:szCs w:val="24"/>
-        </w:rPr>
-        <w:t>density</w:t>
-      </w:r>
-      <w:proofErr w:type="spellEnd"/>
-      <w:r>
-        <w:rPr>
-          <w:sz w:val="24"/>
-          <w:szCs w:val="24"/>
-        </w:rPr>
-        <w:t>).</w:t>
+        <w:t xml:space="preserve"> e seus complementos, ISO/IEC 11801, UL 444, IEC 61156-5, NBR 14705, IEC 60332, IEC 60754-2 (Acidity of smoke), IEC 61034-2 (smoke density).</w:t>
       </w:r>
     </w:p>
     <w:p>
@@ -3585,23 +3505,7 @@
           <w:sz w:val="24"/>
           <w:szCs w:val="24"/>
         </w:rPr>
-        <w:t xml:space="preserve"> - Cabo óptico dielétrico protegido contra o ataque de roedores para aplicação em linha de dutos, ITU-T </w:t>
-      </w:r>
-      <w:proofErr w:type="gramStart"/>
-      <w:r>
-        <w:rPr>
-          <w:sz w:val="24"/>
-          <w:szCs w:val="24"/>
-        </w:rPr>
-        <w:t>G.652,ITU</w:t>
-      </w:r>
-      <w:proofErr w:type="gramEnd"/>
-      <w:r>
-        <w:rPr>
-          <w:sz w:val="24"/>
-          <w:szCs w:val="24"/>
-        </w:rPr>
-        <w:t>-T G.651.</w:t>
+        <w:t xml:space="preserve"> - Cabo óptico dielétrico protegido contra o ataque de roedores para aplicação em linha de dutos, ITU-T G.652,ITU-T G.651.</w:t>
       </w:r>
     </w:p>
     <w:p>
@@ -3628,23 +3532,7 @@
           <w:sz w:val="24"/>
           <w:szCs w:val="24"/>
         </w:rPr>
-        <w:t xml:space="preserve"> </w:t>
-      </w:r>
-      <w:proofErr w:type="spellStart"/>
-      <w:r>
-        <w:rPr>
-          <w:sz w:val="24"/>
-          <w:szCs w:val="24"/>
-        </w:rPr>
-        <w:t>Conduletes</w:t>
-      </w:r>
-      <w:proofErr w:type="spellEnd"/>
-      <w:r>
-        <w:rPr>
-          <w:sz w:val="24"/>
-          <w:szCs w:val="24"/>
-        </w:rPr>
-        <w:t xml:space="preserve"> metálicos roscados e não roscados para sistemas de eletrodutos. Data de Publicação: 2016</w:t>
+        <w:t xml:space="preserve"> Conduletes metálicos roscados e não roscados para sistemas de eletrodutos. Data de Publicação: 2016</w:t>
       </w:r>
     </w:p>
     <w:p>
@@ -3816,39 +3704,7 @@
           <w:sz w:val="24"/>
           <w:szCs w:val="24"/>
         </w:rPr>
-        <w:t xml:space="preserve">O presente projeto tem como objeto a implantação da infraestrutura de cabeamento estruturado destinada ao atendimento dos pontos de telecomunicações da edificação, incluindo, conforme indicado nas pranchas e documentos do projeto, cabeamento horizontal, cabeamento de </w:t>
-      </w:r>
-      <w:proofErr w:type="spellStart"/>
-      <w:r>
-        <w:rPr>
-          <w:sz w:val="24"/>
-          <w:szCs w:val="24"/>
-        </w:rPr>
-        <w:t>backbone</w:t>
-      </w:r>
-      <w:proofErr w:type="spellEnd"/>
-      <w:r>
-        <w:rPr>
-          <w:sz w:val="24"/>
-          <w:szCs w:val="24"/>
-        </w:rPr>
-        <w:t xml:space="preserve">, tomadas de telecomunicações, distribuidores, racks, patch </w:t>
-      </w:r>
-      <w:proofErr w:type="spellStart"/>
-      <w:r>
-        <w:rPr>
-          <w:sz w:val="24"/>
-          <w:szCs w:val="24"/>
-        </w:rPr>
-        <w:t>panels</w:t>
-      </w:r>
-      <w:proofErr w:type="spellEnd"/>
-      <w:r>
-        <w:rPr>
-          <w:sz w:val="24"/>
-          <w:szCs w:val="24"/>
-        </w:rPr>
-        <w:t xml:space="preserve">, organizadores, cordões de manobra, infraestrutura </w:t>
+        <w:t xml:space="preserve">O presente projeto tem como objeto a implantação da infraestrutura de cabeamento estruturado destinada ao atendimento dos pontos de telecomunicações da edificação, incluindo, conforme indicado nas pranchas e documentos do projeto, cabeamento horizontal, cabeamento de backbone, tomadas de telecomunicações, distribuidores, racks, patch panels, organizadores, cordões de manobra, infraestrutura </w:t>
       </w:r>
       <w:r>
         <w:rPr>
@@ -4014,23 +3870,7 @@
           <w:sz w:val="24"/>
           <w:szCs w:val="24"/>
         </w:rPr>
-        <w:t xml:space="preserve">O sistema será constituído por cabeamento estruturado organizado em topologia estrela, partindo dos distribuidores de telecomunicações até as tomadas de atendimento. Cada ponto deverá possuir identificação única e manter correspondência entre a tomada, o cabo, a porta do patch </w:t>
-      </w:r>
-      <w:proofErr w:type="spellStart"/>
-      <w:r>
-        <w:rPr>
-          <w:sz w:val="24"/>
-          <w:szCs w:val="24"/>
-        </w:rPr>
-        <w:t>panel</w:t>
-      </w:r>
-      <w:proofErr w:type="spellEnd"/>
-      <w:r>
-        <w:rPr>
-          <w:sz w:val="24"/>
-          <w:szCs w:val="24"/>
-        </w:rPr>
-        <w:t xml:space="preserve"> e a documentação do projeto.</w:t>
+        <w:t>O sistema será constituído por cabeamento estruturado organizado em topologia estrela, partindo dos distribuidores de telecomunicações até as tomadas de atendimento. Cada ponto deverá possuir identificação única e manter correspondência entre a tomada, o cabo, a porta do patch panel e a documentação do projeto.</w:t>
       </w:r>
     </w:p>
     <w:p>
@@ -4462,21 +4302,12 @@
                 <w:szCs w:val="24"/>
               </w:rPr>
             </w:pPr>
-            <w:proofErr w:type="spellStart"/>
             <w:r>
               <w:rPr>
                 <w:sz w:val="24"/>
                 <w:szCs w:val="24"/>
               </w:rPr>
-              <w:t>Solid</w:t>
-            </w:r>
-            <w:proofErr w:type="spellEnd"/>
-            <w:r>
-              <w:rPr>
-                <w:sz w:val="24"/>
-                <w:szCs w:val="24"/>
-              </w:rPr>
-              <w:t xml:space="preserve"> Copper</w:t>
+              <w:t>Solid Copper</w:t>
             </w:r>
           </w:p>
         </w:tc>
@@ -5234,25 +5065,7 @@
           <w:sz w:val="24"/>
           <w:szCs w:val="24"/>
         </w:rPr>
-        <w:t xml:space="preserve">A CONTRATADA será responsável pela anotação em plantas das divergências e/ou complementações introduzidas durante a construção para posterior apresentação das plantas “As </w:t>
-      </w:r>
-      <w:proofErr w:type="spellStart"/>
-      <w:r>
-        <w:rPr>
-          <w:color w:val="000000"/>
-          <w:sz w:val="24"/>
-          <w:szCs w:val="24"/>
-        </w:rPr>
-        <w:t>Built</w:t>
-      </w:r>
-      <w:proofErr w:type="spellEnd"/>
-      <w:r>
-        <w:rPr>
-          <w:color w:val="000000"/>
-          <w:sz w:val="24"/>
-          <w:szCs w:val="24"/>
-        </w:rPr>
-        <w:t>”.</w:t>
+        <w:t>A CONTRATADA será responsável pela anotação em plantas das divergências e/ou complementações introduzidas durante a construção para posterior apresentação das plantas “As Built”.</w:t>
       </w:r>
     </w:p>
     <w:p>
@@ -5441,25 +5254,7 @@
           <w:sz w:val="24"/>
           <w:szCs w:val="24"/>
         </w:rPr>
-        <w:t xml:space="preserve">O cabeamento horizontal compreenderá o trecho entre o patch </w:t>
-      </w:r>
-      <w:proofErr w:type="spellStart"/>
-      <w:r>
-        <w:rPr>
-          <w:color w:val="000000"/>
-          <w:sz w:val="24"/>
-          <w:szCs w:val="24"/>
-        </w:rPr>
-        <w:t>panel</w:t>
-      </w:r>
-      <w:proofErr w:type="spellEnd"/>
-      <w:r>
-        <w:rPr>
-          <w:color w:val="000000"/>
-          <w:sz w:val="24"/>
-          <w:szCs w:val="24"/>
-        </w:rPr>
-        <w:t xml:space="preserve"> instalado no distribuidor e a tomada de telecomunicações localizada na área de trabalho. Os cabos deverão ser instalados em percurso contínuo, sem emendas, respeitando os limites de comprimento, curvatura, tração, esmagamento e afastamento estabelecidos pelas normas aplicáveis e pelo fabricante.</w:t>
+        <w:t>O cabeamento horizontal compreenderá o trecho entre o patch panel instalado no distribuidor e a tomada de telecomunicações localizada na área de trabalho. Os cabos deverão ser instalados em percurso contínuo, sem emendas, respeitando os limites de comprimento, curvatura, tração, esmagamento e afastamento estabelecidos pelas normas aplicáveis e pelo fabricante.</w:t>
       </w:r>
     </w:p>
     <w:p>
@@ -5517,23 +5312,21 @@
           <w:sz w:val="24"/>
           <w:szCs w:val="24"/>
         </w:rPr>
-        <w:t xml:space="preserve">Os pontos de telecomunicações deverão ser instalados nas posições e alturas indicadas nas pranchas. Cada ponto será constituído por [QUANTIDADE] conector(es) [TIPO], categoria [CATEGORIA], montado(s) em espelho, caixa, </w:t>
-      </w:r>
-      <w:proofErr w:type="spellStart"/>
-      <w:r>
-        <w:rPr>
-          <w:sz w:val="24"/>
-          <w:szCs w:val="24"/>
-        </w:rPr>
-        <w:t>condulete</w:t>
-      </w:r>
-      <w:proofErr w:type="spellEnd"/>
-      <w:r>
-        <w:rPr>
-          <w:sz w:val="24"/>
-          <w:szCs w:val="24"/>
-        </w:rPr>
-        <w:t>, caixa de piso ou mobiliário técnico, conforme a condição de instalação.</w:t>
+        <w:t>Os pontos de telecomunicações deverão ser instalados nas posições e alturas indicadas nas pranchas. Cada ponto será constituído por [QUANTIDADE</w:t>
+      </w:r>
+      <w:r>
+        <w:rPr>
+          <w:sz w:val="24"/>
+          <w:szCs w:val="24"/>
+        </w:rPr>
+        <w:t>_PONTOS</w:t>
+      </w:r>
+      <w:r>
+        <w:rPr>
+          <w:sz w:val="24"/>
+          <w:szCs w:val="24"/>
+        </w:rPr>
+        <w:t>] conector(es) [TIPO], categoria [CATEGORIA], montado(s) em espelho, caixa, condulete, caixa de piso ou mobiliário técnico, conforme a condição de instalação.</w:t>
       </w:r>
     </w:p>
     <w:p>
@@ -5551,23 +5344,7 @@
           <w:sz w:val="24"/>
           <w:szCs w:val="24"/>
         </w:rPr>
-        <w:t xml:space="preserve">Todos os conectores deverão possuir desempenho compatível com o cabo, o patch </w:t>
-      </w:r>
-      <w:proofErr w:type="spellStart"/>
-      <w:r>
-        <w:rPr>
-          <w:sz w:val="24"/>
-          <w:szCs w:val="24"/>
-        </w:rPr>
-        <w:t>panel</w:t>
-      </w:r>
-      <w:proofErr w:type="spellEnd"/>
-      <w:r>
-        <w:rPr>
-          <w:sz w:val="24"/>
-          <w:szCs w:val="24"/>
-        </w:rPr>
-        <w:t xml:space="preserve"> e os demais componentes do enlace. Não será permitida a combinação de componentes com categoria inferior à especificada para o sistema.</w:t>
+        <w:t>Todos os conectores deverão possuir desempenho compatível com o cabo, o patch panel e os demais componentes do enlace. Não será permitida a combinação de componentes com categoria inferior à especificada para o sistema.</w:t>
       </w:r>
     </w:p>
     <w:p>
@@ -5586,39 +5363,7 @@
           <w:szCs w:val="24"/>
         </w:rPr>
         <w:lastRenderedPageBreak/>
-        <w:t xml:space="preserve">Os pontos destinados a </w:t>
-      </w:r>
-      <w:proofErr w:type="spellStart"/>
-      <w:r>
-        <w:rPr>
-          <w:sz w:val="24"/>
-          <w:szCs w:val="24"/>
-        </w:rPr>
-        <w:t>access</w:t>
-      </w:r>
-      <w:proofErr w:type="spellEnd"/>
-      <w:r>
-        <w:rPr>
-          <w:sz w:val="24"/>
-          <w:szCs w:val="24"/>
-        </w:rPr>
-        <w:t xml:space="preserve"> points, câmeras, telefones IP ou outros dispositivos alimentados por </w:t>
-      </w:r>
-      <w:proofErr w:type="spellStart"/>
-      <w:r>
-        <w:rPr>
-          <w:sz w:val="24"/>
-          <w:szCs w:val="24"/>
-        </w:rPr>
-        <w:t>PoE</w:t>
-      </w:r>
-      <w:proofErr w:type="spellEnd"/>
-      <w:r>
-        <w:rPr>
-          <w:sz w:val="24"/>
-          <w:szCs w:val="24"/>
-        </w:rPr>
-        <w:t xml:space="preserve"> deverão ser identificados e instalados de forma compatível com a potência, a aplicação e as condições ambientais previstas.</w:t>
+        <w:t>Os pontos destinados a access points, câmeras, telefones IP ou outros dispositivos alimentados por PoE deverão ser identificados e instalados de forma compatível com a potência, a aplicação e as condições ambientais previstas.</w:t>
       </w:r>
     </w:p>
     <w:p>
@@ -5694,25 +5439,7 @@
           <w:sz w:val="24"/>
           <w:szCs w:val="24"/>
         </w:rPr>
-        <w:t xml:space="preserve">patch </w:t>
-      </w:r>
-      <w:proofErr w:type="spellStart"/>
-      <w:r>
-        <w:rPr>
-          <w:color w:val="000000"/>
-          <w:sz w:val="24"/>
-          <w:szCs w:val="24"/>
-        </w:rPr>
-        <w:t>panels</w:t>
-      </w:r>
-      <w:proofErr w:type="spellEnd"/>
-      <w:r>
-        <w:rPr>
-          <w:color w:val="000000"/>
-          <w:sz w:val="24"/>
-          <w:szCs w:val="24"/>
-        </w:rPr>
-        <w:t xml:space="preserve">; </w:t>
+        <w:t xml:space="preserve">patch panels; </w:t>
       </w:r>
     </w:p>
     <w:p>
@@ -5896,25 +5623,7 @@
           <w:sz w:val="24"/>
           <w:szCs w:val="24"/>
         </w:rPr>
-        <w:t xml:space="preserve">patch </w:t>
-      </w:r>
-      <w:proofErr w:type="spellStart"/>
-      <w:r>
-        <w:rPr>
-          <w:color w:val="000000"/>
-          <w:sz w:val="24"/>
-          <w:szCs w:val="24"/>
-        </w:rPr>
-        <w:t>cords</w:t>
-      </w:r>
-      <w:proofErr w:type="spellEnd"/>
-      <w:r>
-        <w:rPr>
-          <w:color w:val="000000"/>
-          <w:sz w:val="24"/>
-          <w:szCs w:val="24"/>
-        </w:rPr>
-        <w:t xml:space="preserve">; </w:t>
+        <w:t xml:space="preserve">patch cords; </w:t>
       </w:r>
     </w:p>
     <w:p>
@@ -6030,41 +5739,13 @@
           <w:szCs w:val="24"/>
         </w:rPr>
       </w:pPr>
-      <w:proofErr w:type="gramStart"/>
-      <w:r>
-        <w:rPr>
-          <w:color w:val="000000"/>
-          <w:sz w:val="24"/>
-          <w:szCs w:val="24"/>
-        </w:rPr>
-        <w:t>Os patch</w:t>
-      </w:r>
-      <w:proofErr w:type="gramEnd"/>
-      <w:r>
-        <w:rPr>
-          <w:color w:val="000000"/>
-          <w:sz w:val="24"/>
-          <w:szCs w:val="24"/>
-        </w:rPr>
-        <w:t xml:space="preserve"> </w:t>
-      </w:r>
-      <w:proofErr w:type="spellStart"/>
-      <w:r>
-        <w:rPr>
-          <w:color w:val="000000"/>
-          <w:sz w:val="24"/>
-          <w:szCs w:val="24"/>
-        </w:rPr>
-        <w:t>panels</w:t>
-      </w:r>
-      <w:proofErr w:type="spellEnd"/>
-      <w:r>
-        <w:rPr>
-          <w:color w:val="000000"/>
-          <w:sz w:val="24"/>
-          <w:szCs w:val="24"/>
-        </w:rPr>
-        <w:t xml:space="preserve"> deverão ser compatíveis com a categoria do cabeamento e possuir portas identificadas individualmente. A numeração das portas deverá corresponder ao plano de identificação do projeto.</w:t>
+      <w:r>
+        <w:rPr>
+          <w:color w:val="000000"/>
+          <w:sz w:val="24"/>
+          <w:szCs w:val="24"/>
+        </w:rPr>
+        <w:t>Os patch panels deverão ser compatíveis com a categoria do cabeamento e possuir portas identificadas individualmente. A numeração das portas deverá corresponder ao plano de identificação do projeto.</w:t>
       </w:r>
     </w:p>
     <w:p>
@@ -6078,59 +5759,13 @@
           <w:szCs w:val="24"/>
         </w:rPr>
       </w:pPr>
-      <w:proofErr w:type="gramStart"/>
-      <w:r>
-        <w:rPr>
-          <w:color w:val="000000"/>
-          <w:sz w:val="24"/>
-          <w:szCs w:val="24"/>
-        </w:rPr>
-        <w:t>Os patch</w:t>
-      </w:r>
-      <w:proofErr w:type="gramEnd"/>
-      <w:r>
-        <w:rPr>
-          <w:color w:val="000000"/>
-          <w:sz w:val="24"/>
-          <w:szCs w:val="24"/>
-        </w:rPr>
-        <w:t xml:space="preserve"> </w:t>
-      </w:r>
-      <w:proofErr w:type="spellStart"/>
-      <w:r>
-        <w:rPr>
-          <w:color w:val="000000"/>
-          <w:sz w:val="24"/>
-          <w:szCs w:val="24"/>
-        </w:rPr>
-        <w:t>cords</w:t>
-      </w:r>
-      <w:proofErr w:type="spellEnd"/>
-      <w:r>
-        <w:rPr>
-          <w:color w:val="000000"/>
-          <w:sz w:val="24"/>
-          <w:szCs w:val="24"/>
-        </w:rPr>
-        <w:t xml:space="preserve"> utilizados entre patch </w:t>
-      </w:r>
-      <w:proofErr w:type="spellStart"/>
-      <w:r>
-        <w:rPr>
-          <w:color w:val="000000"/>
-          <w:sz w:val="24"/>
-          <w:szCs w:val="24"/>
-        </w:rPr>
-        <w:t>panels</w:t>
-      </w:r>
-      <w:proofErr w:type="spellEnd"/>
-      <w:r>
-        <w:rPr>
-          <w:color w:val="000000"/>
-          <w:sz w:val="24"/>
-          <w:szCs w:val="24"/>
-        </w:rPr>
-        <w:t xml:space="preserve"> e equipamentos ativos, bem como entre as tomadas e os equipamentos dos usuários, deverão ser industrializados, certificados e compatíveis com a categoria e o tipo de blindagem do sistema.</w:t>
+      <w:r>
+        <w:rPr>
+          <w:color w:val="000000"/>
+          <w:sz w:val="24"/>
+          <w:szCs w:val="24"/>
+        </w:rPr>
+        <w:t>Os patch cords utilizados entre patch panels e equipamentos ativos, bem como entre as tomadas e os equipamentos dos usuários, deverão ser industrializados, certificados e compatíveis com a categoria e o tipo de blindagem do sistema.</w:t>
       </w:r>
     </w:p>
     <w:p>
@@ -6150,25 +5785,7 @@
           <w:sz w:val="24"/>
           <w:szCs w:val="24"/>
         </w:rPr>
-        <w:t xml:space="preserve">Não será permitida a fabricação improvisada de patch </w:t>
-      </w:r>
-      <w:proofErr w:type="spellStart"/>
-      <w:r>
-        <w:rPr>
-          <w:color w:val="000000"/>
-          <w:sz w:val="24"/>
-          <w:szCs w:val="24"/>
-        </w:rPr>
-        <w:t>cords</w:t>
-      </w:r>
-      <w:proofErr w:type="spellEnd"/>
-      <w:r>
-        <w:rPr>
-          <w:color w:val="000000"/>
-          <w:sz w:val="24"/>
-          <w:szCs w:val="24"/>
-        </w:rPr>
-        <w:t xml:space="preserve"> em campo, salvo quando expressamente autorizada pelo responsável técnico e admitida pela solução especificada.</w:t>
+        <w:t>Não será permitida a fabricação improvisada de patch cords em campo, salvo quando expressamente autorizada pelo responsável técnico e admitida pela solução especificada.</w:t>
       </w:r>
     </w:p>
     <w:p>
@@ -6241,7 +5858,23 @@
           <w:sz w:val="24"/>
           <w:szCs w:val="24"/>
         </w:rPr>
-        <w:t>] e método de terminação [FUSÃO/PIGTAIL/OUTRO].</w:t>
+        <w:t>] e método de terminação [</w:t>
+      </w:r>
+      <w:r>
+        <w:rPr>
+          <w:color w:val="000000"/>
+          <w:sz w:val="24"/>
+          <w:szCs w:val="24"/>
+        </w:rPr>
+        <w:t>TER_OPTICO</w:t>
+      </w:r>
+      <w:r>
+        <w:rPr>
+          <w:color w:val="000000"/>
+          <w:sz w:val="24"/>
+          <w:szCs w:val="24"/>
+        </w:rPr>
+        <w:t>].</w:t>
       </w:r>
     </w:p>
     <w:p>
@@ -6547,43 +6180,7 @@
           <w:sz w:val="24"/>
           <w:szCs w:val="24"/>
         </w:rPr>
-        <w:t xml:space="preserve">nas portas </w:t>
-      </w:r>
-      <w:proofErr w:type="gramStart"/>
-      <w:r>
-        <w:rPr>
-          <w:color w:val="000000"/>
-          <w:sz w:val="24"/>
-          <w:szCs w:val="24"/>
-        </w:rPr>
-        <w:t>dos patch</w:t>
-      </w:r>
-      <w:proofErr w:type="gramEnd"/>
-      <w:r>
-        <w:rPr>
-          <w:color w:val="000000"/>
-          <w:sz w:val="24"/>
-          <w:szCs w:val="24"/>
-        </w:rPr>
-        <w:t xml:space="preserve"> </w:t>
-      </w:r>
-      <w:proofErr w:type="spellStart"/>
-      <w:r>
-        <w:rPr>
-          <w:color w:val="000000"/>
-          <w:sz w:val="24"/>
-          <w:szCs w:val="24"/>
-        </w:rPr>
-        <w:t>panels</w:t>
-      </w:r>
-      <w:proofErr w:type="spellEnd"/>
-      <w:r>
-        <w:rPr>
-          <w:color w:val="000000"/>
-          <w:sz w:val="24"/>
-          <w:szCs w:val="24"/>
-        </w:rPr>
-        <w:t xml:space="preserve">; </w:t>
+        <w:t xml:space="preserve">nas portas dos patch panels; </w:t>
       </w:r>
     </w:p>
     <w:p>
@@ -6742,25 +6339,7 @@
           <w:sz w:val="24"/>
           <w:szCs w:val="24"/>
         </w:rPr>
-        <w:t xml:space="preserve">A nomenclatura deverá permitir identificar o edifício, pavimento, ambiente, rack, patch </w:t>
-      </w:r>
-      <w:proofErr w:type="spellStart"/>
-      <w:r>
-        <w:rPr>
-          <w:color w:val="000000"/>
-          <w:sz w:val="24"/>
-          <w:szCs w:val="24"/>
-        </w:rPr>
-        <w:t>panel</w:t>
-      </w:r>
-      <w:proofErr w:type="spellEnd"/>
-      <w:r>
-        <w:rPr>
-          <w:color w:val="000000"/>
-          <w:sz w:val="24"/>
-          <w:szCs w:val="24"/>
-        </w:rPr>
-        <w:t>, porta e ponto atendido.</w:t>
+        <w:t>A nomenclatura deverá permitir identificar o edifício, pavimento, ambiente, rack, patch panel, porta e ponto atendido.</w:t>
       </w:r>
     </w:p>
     <w:p>
@@ -6793,25 +6372,7 @@
           <w:sz w:val="24"/>
           <w:szCs w:val="24"/>
         </w:rPr>
-        <w:t xml:space="preserve">Os racks, distribuidores, eletrocalhas metálicas, carcaças, blindagens e demais partes metálicas aplicáveis deverão ser </w:t>
-      </w:r>
-      <w:proofErr w:type="gramStart"/>
-      <w:r>
-        <w:rPr>
-          <w:color w:val="000000"/>
-          <w:sz w:val="24"/>
-          <w:szCs w:val="24"/>
-        </w:rPr>
-        <w:t>conectados</w:t>
-      </w:r>
-      <w:proofErr w:type="gramEnd"/>
-      <w:r>
-        <w:rPr>
-          <w:color w:val="000000"/>
-          <w:sz w:val="24"/>
-          <w:szCs w:val="24"/>
-        </w:rPr>
-        <w:t xml:space="preserve"> ao sistema de equipotencialização da edificação.</w:t>
+        <w:t>Os racks, distribuidores, eletrocalhas metálicas, carcaças, blindagens e demais partes metálicas aplicáveis deverão ser conectados ao sistema de equipotencialização da edificação.</w:t>
       </w:r>
     </w:p>
     <w:p>
@@ -6884,43 +6445,7 @@
           <w:sz w:val="24"/>
           <w:szCs w:val="24"/>
         </w:rPr>
-        <w:t xml:space="preserve">Os equipamentos ativos deverão possuir quantidade e características compatíveis com os pontos previstos, velocidade de comunicação, requisitos de </w:t>
-      </w:r>
-      <w:proofErr w:type="spellStart"/>
-      <w:r>
-        <w:rPr>
-          <w:color w:val="000000"/>
-          <w:sz w:val="24"/>
-          <w:szCs w:val="24"/>
-        </w:rPr>
-        <w:t>PoE</w:t>
-      </w:r>
-      <w:proofErr w:type="spellEnd"/>
-      <w:r>
-        <w:rPr>
-          <w:color w:val="000000"/>
-          <w:sz w:val="24"/>
-          <w:szCs w:val="24"/>
-        </w:rPr>
-        <w:t xml:space="preserve">, enlaces de </w:t>
-      </w:r>
-      <w:proofErr w:type="spellStart"/>
-      <w:r>
-        <w:rPr>
-          <w:color w:val="000000"/>
-          <w:sz w:val="24"/>
-          <w:szCs w:val="24"/>
-        </w:rPr>
-        <w:t>uplink</w:t>
-      </w:r>
-      <w:proofErr w:type="spellEnd"/>
-      <w:r>
-        <w:rPr>
-          <w:color w:val="000000"/>
-          <w:sz w:val="24"/>
-          <w:szCs w:val="24"/>
-        </w:rPr>
-        <w:t>, redundância, gerenciamento e expansão futura.</w:t>
+        <w:t>Os equipamentos ativos deverão possuir quantidade e características compatíveis com os pontos previstos, velocidade de comunicação, requisitos de PoE, enlaces de uplink, redundância, gerenciamento e expansão futura.</w:t>
       </w:r>
     </w:p>
     <w:p>
@@ -6940,25 +6465,7 @@
           <w:sz w:val="24"/>
           <w:szCs w:val="24"/>
         </w:rPr>
-        <w:t xml:space="preserve">Os switches deverão possuir quantidade de portas suficiente para atendimento da demanda instalada, incluindo reserva de [RESERVA]%, e capacidade </w:t>
-      </w:r>
-      <w:proofErr w:type="spellStart"/>
-      <w:r>
-        <w:rPr>
-          <w:color w:val="000000"/>
-          <w:sz w:val="24"/>
-          <w:szCs w:val="24"/>
-        </w:rPr>
-        <w:t>PoE</w:t>
-      </w:r>
-      <w:proofErr w:type="spellEnd"/>
-      <w:r>
-        <w:rPr>
-          <w:color w:val="000000"/>
-          <w:sz w:val="24"/>
-          <w:szCs w:val="24"/>
-        </w:rPr>
-        <w:t xml:space="preserve"> compatível com a soma das potências dos equipamentos alimentados.</w:t>
+        <w:t>Os switches deverão possuir quantidade de portas suficiente para atendimento da demanda instalada, incluindo reserva de [RESERVA]%, e capacidade PoE compatível com a soma das potências dos equipamentos alimentados.</w:t>
       </w:r>
     </w:p>
     <w:p>
@@ -7027,25 +6534,7 @@
           <w:sz w:val="24"/>
           <w:szCs w:val="24"/>
         </w:rPr>
-        <w:t xml:space="preserve">Os pontos destinados aos </w:t>
-      </w:r>
-      <w:proofErr w:type="spellStart"/>
-      <w:r>
-        <w:rPr>
-          <w:color w:val="000000"/>
-          <w:sz w:val="24"/>
-          <w:szCs w:val="24"/>
-        </w:rPr>
-        <w:t>access</w:t>
-      </w:r>
-      <w:proofErr w:type="spellEnd"/>
-      <w:r>
-        <w:rPr>
-          <w:color w:val="000000"/>
-          <w:sz w:val="24"/>
-          <w:szCs w:val="24"/>
-        </w:rPr>
-        <w:t xml:space="preserve"> points deverão ser instalados conforme as posições indicadas no projeto, considerando a cobertura pretendida, as características construtivas da edificação, a densidade de usuários e os requisitos de alimentação e comunicação.</w:t>
+        <w:t>Os pontos destinados aos access points deverão ser instalados conforme as posições indicadas no projeto, considerando a cobertura pretendida, as características construtivas da edificação, a densidade de usuários e os requisitos de alimentação e comunicação.</w:t>
       </w:r>
     </w:p>
     <w:p>
@@ -7566,25 +7055,7 @@
           <w:sz w:val="24"/>
           <w:szCs w:val="24"/>
         </w:rPr>
-        <w:t xml:space="preserve">plantas “as </w:t>
-      </w:r>
-      <w:proofErr w:type="spellStart"/>
-      <w:r>
-        <w:rPr>
-          <w:color w:val="000000"/>
-          <w:sz w:val="24"/>
-          <w:szCs w:val="24"/>
-        </w:rPr>
-        <w:t>built</w:t>
-      </w:r>
-      <w:proofErr w:type="spellEnd"/>
-      <w:r>
-        <w:rPr>
-          <w:color w:val="000000"/>
-          <w:sz w:val="24"/>
-          <w:szCs w:val="24"/>
-        </w:rPr>
-        <w:t xml:space="preserve">”; </w:t>
+        <w:t xml:space="preserve">plantas “as built”; </w:t>
       </w:r>
     </w:p>
     <w:p>
@@ -7972,23 +7443,7 @@
           <w:sz w:val="24"/>
           <w:szCs w:val="24"/>
         </w:rPr>
-        <w:t xml:space="preserve">Qualquer alteração nos trajetos, quantitativos, localização dos pontos, categoria dos componentes, distribuidores, racks ou demais </w:t>
-      </w:r>
-      <w:proofErr w:type="gramStart"/>
-      <w:r>
-        <w:rPr>
-          <w:sz w:val="24"/>
-          <w:szCs w:val="24"/>
-        </w:rPr>
-        <w:t>elementos do sistema deverá</w:t>
-      </w:r>
-      <w:proofErr w:type="gramEnd"/>
-      <w:r>
-        <w:rPr>
-          <w:sz w:val="24"/>
-          <w:szCs w:val="24"/>
-        </w:rPr>
-        <w:t xml:space="preserve"> ser previamente analisada e aprovada pelo responsável técnico.</w:t>
+        <w:t>Qualquer alteração nos trajetos, quantitativos, localização dos pontos, categoria dos componentes, distribuidores, racks ou demais elementos do sistema deverá ser previamente analisada e aprovada pelo responsável técnico.</w:t>
       </w:r>
     </w:p>
     <w:p>
@@ -8014,23 +7469,7 @@
           <w:szCs w:val="24"/>
         </w:rPr>
         <w:lastRenderedPageBreak/>
-        <w:t xml:space="preserve">Após a conclusão dos serviços, todos os enlaces deverão ser inspecionados, identificados, testados e certificados, sendo os respectivos relatórios apresentados juntamente com a documentação “as </w:t>
-      </w:r>
-      <w:proofErr w:type="spellStart"/>
-      <w:r>
-        <w:rPr>
-          <w:sz w:val="24"/>
-          <w:szCs w:val="24"/>
-        </w:rPr>
-        <w:t>built</w:t>
-      </w:r>
-      <w:proofErr w:type="spellEnd"/>
-      <w:r>
-        <w:rPr>
-          <w:sz w:val="24"/>
-          <w:szCs w:val="24"/>
-        </w:rPr>
-        <w:t>”. A instalação somente será considerada concluída após a correção das eventuais não conformidades e a aprovação da documentação pela fiscalização.</w:t>
+        <w:t>Após a conclusão dos serviços, todos os enlaces deverão ser inspecionados, identificados, testados e certificados, sendo os respectivos relatórios apresentados juntamente com a documentação “as built”. A instalação somente será considerada concluída após a correção das eventuais não conformidades e a aprovação da documentação pela fiscalização.</w:t>
       </w:r>
     </w:p>
     <w:p>
@@ -11057,6 +10496,7 @@
   <w:style w:type="character" w:default="1" w:styleId="Fontepargpadro">
     <w:name w:val="Default Paragraph Font"/>
     <w:uiPriority w:val="1"/>
+    <w:semiHidden/>
     <w:unhideWhenUsed/>
   </w:style>
   <w:style w:type="table" w:default="1" w:styleId="Tabelanormal">
@@ -12003,10 +11443,6 @@
 </file>
 
 <file path=customXml/item1.xml><?xml version="1.0" encoding="utf-8"?>
-<b:Sources xmlns:b="http://schemas.openxmlformats.org/officeDocument/2006/bibliography" xmlns="http://schemas.openxmlformats.org/officeDocument/2006/bibliography" SelectedStyle="\APASixthEditionOfficeOnline.xsl" StyleName="APA" Version="6"/>
-</file>
-
-<file path=customXml/item2.xml><?xml version="1.0" encoding="utf-8"?>
 <p:properties xmlns:p="http://schemas.microsoft.com/office/2006/metadata/properties" xmlns:xsi="http://www.w3.org/2001/XMLSchema-instance" xmlns:pc="http://schemas.microsoft.com/office/infopath/2007/PartnerControls">
   <documentManagement>
     <TaxCatchAll xmlns="ab6bdf74-870e-40d0-b701-04787b55b19a" xsi:nil="true"/>
@@ -12022,13 +11458,14 @@
 </p:properties>
 </file>
 
+<file path=customXml/item2.xml><?xml version="1.0" encoding="utf-8"?>
+<b:Sources xmlns:b="http://schemas.openxmlformats.org/officeDocument/2006/bibliography" xmlns="http://schemas.openxmlformats.org/officeDocument/2006/bibliography" SelectedStyle="\APASixthEditionOfficeOnline.xsl" StyleName="APA" Version="6"/>
+</file>
+
 <file path=customXml/item3.xml><?xml version="1.0" encoding="utf-8"?>
-<?mso-contentType ?>
-<FormTemplates xmlns="http://schemas.microsoft.com/sharepoint/v3/contenttype/forms">
-  <Display>DocumentLibraryForm</Display>
-  <Edit>DocumentLibraryForm</Edit>
-  <New>DocumentLibraryForm</New>
-</FormTemplates>
+<go:gDocsCustomXmlDataStorage xmlns:go="http://customooxmlschemas.google.com/" xmlns:r="http://schemas.openxmlformats.org/officeDocument/2006/relationships" uri="GoogleDocsCustomDataVersion2">
+  <go:docsCustomData xmlns:go="http://customooxmlschemas.google.com/" roundtripDataSignature="AMtx7mhx1lXjm647vcM1LZOQ04kbTy8lDg==">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</go:docsCustomData>
+</go:gDocsCustomXmlDataStorage>
 </file>
 
 <file path=customXml/item4.xml><?xml version="1.0" encoding="utf-8"?>
@@ -12322,20 +11759,15 @@
 </file>
 
 <file path=customXml/item5.xml><?xml version="1.0" encoding="utf-8"?>
-<go:gDocsCustomXmlDataStorage xmlns:go="http://customooxmlschemas.google.com/" xmlns:r="http://schemas.openxmlformats.org/officeDocument/2006/relationships" uri="GoogleDocsCustomDataVersion2">
-  <go:docsCustomData xmlns:go="http://customooxmlschemas.google.com/" roundtripDataSignature="AMtx7mhx1lXjm647vcM1LZOQ04kbTy8lDg==">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</go:docsCustomData>
-</go:gDocsCustomXmlDataStorage>
+<?mso-contentType ?>
+<FormTemplates xmlns="http://schemas.microsoft.com/sharepoint/v3/contenttype/forms">
+  <Display>DocumentLibraryForm</Display>
+  <Edit>DocumentLibraryForm</Edit>
+  <New>DocumentLibraryForm</New>
+</FormTemplates>
 </file>
 
 <file path=customXml/itemProps1.xml><?xml version="1.0" encoding="utf-8"?>
-<ds:datastoreItem xmlns:ds="http://schemas.openxmlformats.org/officeDocument/2006/customXml" ds:itemID="{F4F81F43-B9B4-4FBB-A6A9-7766FAA6F74A}">
-  <ds:schemaRefs>
-    <ds:schemaRef ds:uri="http://schemas.openxmlformats.org/officeDocument/2006/bibliography"/>
-  </ds:schemaRefs>
-</ds:datastoreItem>
-</file>
-
-<file path=customXml/itemProps2.xml><?xml version="1.0" encoding="utf-8"?>
 <ds:datastoreItem xmlns:ds="http://schemas.openxmlformats.org/officeDocument/2006/customXml" ds:itemID="{59DEDD4B-7477-40F3-9154-656B192844A8}">
   <ds:schemaRefs>
     <ds:schemaRef ds:uri="http://schemas.microsoft.com/office/2006/metadata/properties"/>
@@ -12346,10 +11778,19 @@
 </ds:datastoreItem>
 </file>
 
+<file path=customXml/itemProps2.xml><?xml version="1.0" encoding="utf-8"?>
+<ds:datastoreItem xmlns:ds="http://schemas.openxmlformats.org/officeDocument/2006/customXml" ds:itemID="{F4F81F43-B9B4-4FBB-A6A9-7766FAA6F74A}">
+  <ds:schemaRefs>
+    <ds:schemaRef ds:uri="http://schemas.openxmlformats.org/officeDocument/2006/bibliography"/>
+  </ds:schemaRefs>
+</ds:datastoreItem>
+</file>
+
 <file path=customXml/itemProps3.xml><?xml version="1.0" encoding="utf-8"?>
-<ds:datastoreItem xmlns:ds="http://schemas.openxmlformats.org/officeDocument/2006/customXml" ds:itemID="{4F1AEC50-4A1A-4CA0-9059-1BBE99D2C5D0}">
+<ds:datastoreItem xmlns:ds="http://schemas.openxmlformats.org/officeDocument/2006/customXml" ds:itemID="{11111111-1234-1234-1234-123412341234}">
   <ds:schemaRefs>
-    <ds:schemaRef ds:uri="http://schemas.microsoft.com/sharepoint/v3/contenttype/forms"/>
+    <ds:schemaRef ds:uri="http://customooxmlschemas.google.com/"/>
+    <ds:schemaRef ds:uri="http://schemas.openxmlformats.org/officeDocument/2006/relationships"/>
   </ds:schemaRefs>
 </ds:datastoreItem>
 </file>
@@ -12374,10 +11815,9 @@
 </file>
 
 <file path=customXml/itemProps5.xml><?xml version="1.0" encoding="utf-8"?>
-<ds:datastoreItem xmlns:ds="http://schemas.openxmlformats.org/officeDocument/2006/customXml" ds:itemID="{11111111-1234-1234-1234-123412341234}">
+<ds:datastoreItem xmlns:ds="http://schemas.openxmlformats.org/officeDocument/2006/customXml" ds:itemID="{4F1AEC50-4A1A-4CA0-9059-1BBE99D2C5D0}">
   <ds:schemaRefs>
-    <ds:schemaRef ds:uri="http://customooxmlschemas.google.com/"/>
-    <ds:schemaRef ds:uri="http://schemas.openxmlformats.org/officeDocument/2006/relationships"/>
+    <ds:schemaRef ds:uri="http://schemas.microsoft.com/sharepoint/v3/contenttype/forms"/>
   </ds:schemaRefs>
 </ds:datastoreItem>
 </file>
--- a/Memorial/templates/MEM-DESCRITIVO-LOGICA.docx
+++ b/Memorial/templates/MEM-DESCRITIVO-LOGICA.docx
@@ -3397,7 +3397,87 @@
           <w:sz w:val="24"/>
           <w:szCs w:val="24"/>
         </w:rPr>
-        <w:t xml:space="preserve"> e seus complementos, ISO/IEC 11801, UL 444, IEC 61156-5, NBR 14705, IEC 60332, IEC 60754-2 (Acidity of smoke), IEC 61034-2 (smoke density).</w:t>
+        <w:t xml:space="preserve"> e seus complementos, ISO/IEC 11801, UL 444, IEC 61156-5, NBR 14705, IEC 60332, IEC 60754-2 (</w:t>
+      </w:r>
+      <w:proofErr w:type="spellStart"/>
+      <w:r>
+        <w:rPr>
+          <w:sz w:val="24"/>
+          <w:szCs w:val="24"/>
+        </w:rPr>
+        <w:t>Acidity</w:t>
+      </w:r>
+      <w:proofErr w:type="spellEnd"/>
+      <w:r>
+        <w:rPr>
+          <w:sz w:val="24"/>
+          <w:szCs w:val="24"/>
+        </w:rPr>
+        <w:t xml:space="preserve"> </w:t>
+      </w:r>
+      <w:proofErr w:type="spellStart"/>
+      <w:r>
+        <w:rPr>
+          <w:sz w:val="24"/>
+          <w:szCs w:val="24"/>
+        </w:rPr>
+        <w:t>of</w:t>
+      </w:r>
+      <w:proofErr w:type="spellEnd"/>
+      <w:r>
+        <w:rPr>
+          <w:sz w:val="24"/>
+          <w:szCs w:val="24"/>
+        </w:rPr>
+        <w:t xml:space="preserve"> </w:t>
+      </w:r>
+      <w:proofErr w:type="spellStart"/>
+      <w:r>
+        <w:rPr>
+          <w:sz w:val="24"/>
+          <w:szCs w:val="24"/>
+        </w:rPr>
+        <w:t>smoke</w:t>
+      </w:r>
+      <w:proofErr w:type="spellEnd"/>
+      <w:r>
+        <w:rPr>
+          <w:sz w:val="24"/>
+          <w:szCs w:val="24"/>
+        </w:rPr>
+        <w:t>), IEC 61034-2 (</w:t>
+      </w:r>
+      <w:proofErr w:type="spellStart"/>
+      <w:r>
+        <w:rPr>
+          <w:sz w:val="24"/>
+          <w:szCs w:val="24"/>
+        </w:rPr>
+        <w:t>smoke</w:t>
+      </w:r>
+      <w:proofErr w:type="spellEnd"/>
+      <w:r>
+        <w:rPr>
+          <w:sz w:val="24"/>
+          <w:szCs w:val="24"/>
+        </w:rPr>
+        <w:t xml:space="preserve"> </w:t>
+      </w:r>
+      <w:proofErr w:type="spellStart"/>
+      <w:r>
+        <w:rPr>
+          <w:sz w:val="24"/>
+          <w:szCs w:val="24"/>
+        </w:rPr>
+        <w:t>density</w:t>
+      </w:r>
+      <w:proofErr w:type="spellEnd"/>
+      <w:r>
+        <w:rPr>
+          <w:sz w:val="24"/>
+          <w:szCs w:val="24"/>
+        </w:rPr>
+        <w:t>).</w:t>
       </w:r>
     </w:p>
     <w:p>
@@ -3505,7 +3585,23 @@
           <w:sz w:val="24"/>
           <w:szCs w:val="24"/>
         </w:rPr>
-        <w:t xml:space="preserve"> - Cabo óptico dielétrico protegido contra o ataque de roedores para aplicação em linha de dutos, ITU-T G.652,ITU-T G.651.</w:t>
+        <w:t xml:space="preserve"> - Cabo óptico dielétrico protegido contra o ataque de roedores para aplicação em linha de dutos, ITU-T </w:t>
+      </w:r>
+      <w:proofErr w:type="gramStart"/>
+      <w:r>
+        <w:rPr>
+          <w:sz w:val="24"/>
+          <w:szCs w:val="24"/>
+        </w:rPr>
+        <w:t>G.652,ITU</w:t>
+      </w:r>
+      <w:proofErr w:type="gramEnd"/>
+      <w:r>
+        <w:rPr>
+          <w:sz w:val="24"/>
+          <w:szCs w:val="24"/>
+        </w:rPr>
+        <w:t>-T G.651.</w:t>
       </w:r>
     </w:p>
     <w:p>
@@ -3532,7 +3628,23 @@
           <w:sz w:val="24"/>
           <w:szCs w:val="24"/>
         </w:rPr>
-        <w:t xml:space="preserve"> Conduletes metálicos roscados e não roscados para sistemas de eletrodutos. Data de Publicação: 2016</w:t>
+        <w:t xml:space="preserve"> </w:t>
+      </w:r>
+      <w:proofErr w:type="spellStart"/>
+      <w:r>
+        <w:rPr>
+          <w:sz w:val="24"/>
+          <w:szCs w:val="24"/>
+        </w:rPr>
+        <w:t>Conduletes</w:t>
+      </w:r>
+      <w:proofErr w:type="spellEnd"/>
+      <w:r>
+        <w:rPr>
+          <w:sz w:val="24"/>
+          <w:szCs w:val="24"/>
+        </w:rPr>
+        <w:t xml:space="preserve"> metálicos roscados e não roscados para sistemas de eletrodutos. Data de Publicação: 2016</w:t>
       </w:r>
     </w:p>
     <w:p>
@@ -3704,7 +3816,39 @@
           <w:sz w:val="24"/>
           <w:szCs w:val="24"/>
         </w:rPr>
-        <w:t xml:space="preserve">O presente projeto tem como objeto a implantação da infraestrutura de cabeamento estruturado destinada ao atendimento dos pontos de telecomunicações da edificação, incluindo, conforme indicado nas pranchas e documentos do projeto, cabeamento horizontal, cabeamento de backbone, tomadas de telecomunicações, distribuidores, racks, patch panels, organizadores, cordões de manobra, infraestrutura </w:t>
+        <w:t xml:space="preserve">O presente projeto tem como objeto a implantação da infraestrutura de cabeamento estruturado destinada ao atendimento dos pontos de telecomunicações da edificação, incluindo, conforme indicado nas pranchas e documentos do projeto, cabeamento horizontal, cabeamento de </w:t>
+      </w:r>
+      <w:proofErr w:type="spellStart"/>
+      <w:r>
+        <w:rPr>
+          <w:sz w:val="24"/>
+          <w:szCs w:val="24"/>
+        </w:rPr>
+        <w:t>backbone</w:t>
+      </w:r>
+      <w:proofErr w:type="spellEnd"/>
+      <w:r>
+        <w:rPr>
+          <w:sz w:val="24"/>
+          <w:szCs w:val="24"/>
+        </w:rPr>
+        <w:t xml:space="preserve">, tomadas de telecomunicações, distribuidores, racks, patch </w:t>
+      </w:r>
+      <w:proofErr w:type="spellStart"/>
+      <w:r>
+        <w:rPr>
+          <w:sz w:val="24"/>
+          <w:szCs w:val="24"/>
+        </w:rPr>
+        <w:t>panels</w:t>
+      </w:r>
+      <w:proofErr w:type="spellEnd"/>
+      <w:r>
+        <w:rPr>
+          <w:sz w:val="24"/>
+          <w:szCs w:val="24"/>
+        </w:rPr>
+        <w:t xml:space="preserve">, organizadores, cordões de manobra, infraestrutura </w:t>
       </w:r>
       <w:r>
         <w:rPr>
@@ -3870,7 +4014,23 @@
           <w:sz w:val="24"/>
           <w:szCs w:val="24"/>
         </w:rPr>
-        <w:t>O sistema será constituído por cabeamento estruturado organizado em topologia estrela, partindo dos distribuidores de telecomunicações até as tomadas de atendimento. Cada ponto deverá possuir identificação única e manter correspondência entre a tomada, o cabo, a porta do patch panel e a documentação do projeto.</w:t>
+        <w:t xml:space="preserve">O sistema será constituído por cabeamento estruturado organizado em topologia estrela, partindo dos distribuidores de telecomunicações até as tomadas de atendimento. Cada ponto deverá possuir identificação única e manter correspondência entre a tomada, o cabo, a porta do patch </w:t>
+      </w:r>
+      <w:proofErr w:type="spellStart"/>
+      <w:r>
+        <w:rPr>
+          <w:sz w:val="24"/>
+          <w:szCs w:val="24"/>
+        </w:rPr>
+        <w:t>panel</w:t>
+      </w:r>
+      <w:proofErr w:type="spellEnd"/>
+      <w:r>
+        <w:rPr>
+          <w:sz w:val="24"/>
+          <w:szCs w:val="24"/>
+        </w:rPr>
+        <w:t xml:space="preserve"> e a documentação do projeto.</w:t>
       </w:r>
     </w:p>
     <w:p>
@@ -4302,12 +4462,21 @@
                 <w:szCs w:val="24"/>
               </w:rPr>
             </w:pPr>
+            <w:proofErr w:type="spellStart"/>
             <w:r>
               <w:rPr>
                 <w:sz w:val="24"/>
                 <w:szCs w:val="24"/>
               </w:rPr>
-              <w:t>Solid Copper</w:t>
+              <w:t>Solid</w:t>
+            </w:r>
+            <w:proofErr w:type="spellEnd"/>
+            <w:r>
+              <w:rPr>
+                <w:sz w:val="24"/>
+                <w:szCs w:val="24"/>
+              </w:rPr>
+              <w:t xml:space="preserve"> Copper</w:t>
             </w:r>
           </w:p>
         </w:tc>
@@ -5065,7 +5234,25 @@
           <w:sz w:val="24"/>
           <w:szCs w:val="24"/>
         </w:rPr>
-        <w:t>A CONTRATADA será responsável pela anotação em plantas das divergências e/ou complementações introduzidas durante a construção para posterior apresentação das plantas “As Built”.</w:t>
+        <w:t xml:space="preserve">A CONTRATADA será responsável pela anotação em plantas das divergências e/ou complementações introduzidas durante a construção para posterior apresentação das plantas “As </w:t>
+      </w:r>
+      <w:proofErr w:type="spellStart"/>
+      <w:r>
+        <w:rPr>
+          <w:color w:val="000000"/>
+          <w:sz w:val="24"/>
+          <w:szCs w:val="24"/>
+        </w:rPr>
+        <w:t>Built</w:t>
+      </w:r>
+      <w:proofErr w:type="spellEnd"/>
+      <w:r>
+        <w:rPr>
+          <w:color w:val="000000"/>
+          <w:sz w:val="24"/>
+          <w:szCs w:val="24"/>
+        </w:rPr>
+        <w:t>”.</w:t>
       </w:r>
     </w:p>
     <w:p>
@@ -5094,7 +5281,23 @@
           <w:sz w:val="24"/>
           <w:szCs w:val="24"/>
         </w:rPr>
-        <w:t>, as pranchas de 01 a [BBBH], constantes nos arquivos:</w:t>
+        <w:t>, as pranchas de 01 a [BBB</w:t>
+      </w:r>
+      <w:r>
+        <w:rPr>
+          <w:color w:val="000000"/>
+          <w:sz w:val="24"/>
+          <w:szCs w:val="24"/>
+        </w:rPr>
+        <w:t>L</w:t>
+      </w:r>
+      <w:r>
+        <w:rPr>
+          <w:color w:val="000000"/>
+          <w:sz w:val="24"/>
+          <w:szCs w:val="24"/>
+        </w:rPr>
+        <w:t>], constantes nos arquivos:</w:t>
       </w:r>
     </w:p>
     <w:p>
@@ -5254,7 +5457,25 @@
           <w:sz w:val="24"/>
           <w:szCs w:val="24"/>
         </w:rPr>
-        <w:t>O cabeamento horizontal compreenderá o trecho entre o patch panel instalado no distribuidor e a tomada de telecomunicações localizada na área de trabalho. Os cabos deverão ser instalados em percurso contínuo, sem emendas, respeitando os limites de comprimento, curvatura, tração, esmagamento e afastamento estabelecidos pelas normas aplicáveis e pelo fabricante.</w:t>
+        <w:t xml:space="preserve">O cabeamento horizontal compreenderá o trecho entre o patch </w:t>
+      </w:r>
+      <w:proofErr w:type="spellStart"/>
+      <w:r>
+        <w:rPr>
+          <w:color w:val="000000"/>
+          <w:sz w:val="24"/>
+          <w:szCs w:val="24"/>
+        </w:rPr>
+        <w:t>panel</w:t>
+      </w:r>
+      <w:proofErr w:type="spellEnd"/>
+      <w:r>
+        <w:rPr>
+          <w:color w:val="000000"/>
+          <w:sz w:val="24"/>
+          <w:szCs w:val="24"/>
+        </w:rPr>
+        <w:t xml:space="preserve"> instalado no distribuidor e a tomada de telecomunicações localizada na área de trabalho. Os cabos deverão ser instalados em percurso contínuo, sem emendas, respeitando os limites de comprimento, curvatura, tração, esmagamento e afastamento estabelecidos pelas normas aplicáveis e pelo fabricante.</w:t>
       </w:r>
     </w:p>
     <w:p>
@@ -5326,7 +5547,23 @@
           <w:sz w:val="24"/>
           <w:szCs w:val="24"/>
         </w:rPr>
-        <w:t>] conector(es) [TIPO], categoria [CATEGORIA], montado(s) em espelho, caixa, condulete, caixa de piso ou mobiliário técnico, conforme a condição de instalação.</w:t>
+        <w:t xml:space="preserve">] conector(es) [TIPO], categoria [CATEGORIA], montado(s) em espelho, caixa, </w:t>
+      </w:r>
+      <w:proofErr w:type="spellStart"/>
+      <w:r>
+        <w:rPr>
+          <w:sz w:val="24"/>
+          <w:szCs w:val="24"/>
+        </w:rPr>
+        <w:t>condulete</w:t>
+      </w:r>
+      <w:proofErr w:type="spellEnd"/>
+      <w:r>
+        <w:rPr>
+          <w:sz w:val="24"/>
+          <w:szCs w:val="24"/>
+        </w:rPr>
+        <w:t>, caixa de piso ou mobiliário técnico, conforme a condição de instalação.</w:t>
       </w:r>
     </w:p>
     <w:p>
@@ -5344,7 +5581,23 @@
           <w:sz w:val="24"/>
           <w:szCs w:val="24"/>
         </w:rPr>
-        <w:t>Todos os conectores deverão possuir desempenho compatível com o cabo, o patch panel e os demais componentes do enlace. Não será permitida a combinação de componentes com categoria inferior à especificada para o sistema.</w:t>
+        <w:t xml:space="preserve">Todos os conectores deverão possuir desempenho compatível com o cabo, o patch </w:t>
+      </w:r>
+      <w:proofErr w:type="spellStart"/>
+      <w:r>
+        <w:rPr>
+          <w:sz w:val="24"/>
+          <w:szCs w:val="24"/>
+        </w:rPr>
+        <w:t>panel</w:t>
+      </w:r>
+      <w:proofErr w:type="spellEnd"/>
+      <w:r>
+        <w:rPr>
+          <w:sz w:val="24"/>
+          <w:szCs w:val="24"/>
+        </w:rPr>
+        <w:t xml:space="preserve"> e os demais componentes do enlace. Não será permitida a combinação de componentes com categoria inferior à especificada para o sistema.</w:t>
       </w:r>
     </w:p>
     <w:p>
@@ -5363,7 +5616,39 @@
           <w:szCs w:val="24"/>
         </w:rPr>
         <w:lastRenderedPageBreak/>
-        <w:t>Os pontos destinados a access points, câmeras, telefones IP ou outros dispositivos alimentados por PoE deverão ser identificados e instalados de forma compatível com a potência, a aplicação e as condições ambientais previstas.</w:t>
+        <w:t xml:space="preserve">Os pontos destinados a </w:t>
+      </w:r>
+      <w:proofErr w:type="spellStart"/>
+      <w:r>
+        <w:rPr>
+          <w:sz w:val="24"/>
+          <w:szCs w:val="24"/>
+        </w:rPr>
+        <w:t>access</w:t>
+      </w:r>
+      <w:proofErr w:type="spellEnd"/>
+      <w:r>
+        <w:rPr>
+          <w:sz w:val="24"/>
+          <w:szCs w:val="24"/>
+        </w:rPr>
+        <w:t xml:space="preserve"> points, câmeras, telefones IP ou outros dispositivos alimentados por </w:t>
+      </w:r>
+      <w:proofErr w:type="spellStart"/>
+      <w:r>
+        <w:rPr>
+          <w:sz w:val="24"/>
+          <w:szCs w:val="24"/>
+        </w:rPr>
+        <w:t>PoE</w:t>
+      </w:r>
+      <w:proofErr w:type="spellEnd"/>
+      <w:r>
+        <w:rPr>
+          <w:sz w:val="24"/>
+          <w:szCs w:val="24"/>
+        </w:rPr>
+        <w:t xml:space="preserve"> deverão ser identificados e instalados de forma compatível com a potência, a aplicação e as condições ambientais previstas.</w:t>
       </w:r>
     </w:p>
     <w:p>
@@ -5439,7 +5724,25 @@
           <w:sz w:val="24"/>
           <w:szCs w:val="24"/>
         </w:rPr>
-        <w:t xml:space="preserve">patch panels; </w:t>
+        <w:t xml:space="preserve">patch </w:t>
+      </w:r>
+      <w:proofErr w:type="spellStart"/>
+      <w:r>
+        <w:rPr>
+          <w:color w:val="000000"/>
+          <w:sz w:val="24"/>
+          <w:szCs w:val="24"/>
+        </w:rPr>
+        <w:t>panels</w:t>
+      </w:r>
+      <w:proofErr w:type="spellEnd"/>
+      <w:r>
+        <w:rPr>
+          <w:color w:val="000000"/>
+          <w:sz w:val="24"/>
+          <w:szCs w:val="24"/>
+        </w:rPr>
+        <w:t xml:space="preserve">; </w:t>
       </w:r>
     </w:p>
     <w:p>
@@ -5623,7 +5926,25 @@
           <w:sz w:val="24"/>
           <w:szCs w:val="24"/>
         </w:rPr>
-        <w:t xml:space="preserve">patch cords; </w:t>
+        <w:t xml:space="preserve">patch </w:t>
+      </w:r>
+      <w:proofErr w:type="spellStart"/>
+      <w:r>
+        <w:rPr>
+          <w:color w:val="000000"/>
+          <w:sz w:val="24"/>
+          <w:szCs w:val="24"/>
+        </w:rPr>
+        <w:t>cords</w:t>
+      </w:r>
+      <w:proofErr w:type="spellEnd"/>
+      <w:r>
+        <w:rPr>
+          <w:color w:val="000000"/>
+          <w:sz w:val="24"/>
+          <w:szCs w:val="24"/>
+        </w:rPr>
+        <w:t xml:space="preserve">; </w:t>
       </w:r>
     </w:p>
     <w:p>
@@ -5739,13 +6060,41 @@
           <w:szCs w:val="24"/>
         </w:rPr>
       </w:pPr>
-      <w:r>
-        <w:rPr>
-          <w:color w:val="000000"/>
-          <w:sz w:val="24"/>
-          <w:szCs w:val="24"/>
-        </w:rPr>
-        <w:t>Os patch panels deverão ser compatíveis com a categoria do cabeamento e possuir portas identificadas individualmente. A numeração das portas deverá corresponder ao plano de identificação do projeto.</w:t>
+      <w:proofErr w:type="gramStart"/>
+      <w:r>
+        <w:rPr>
+          <w:color w:val="000000"/>
+          <w:sz w:val="24"/>
+          <w:szCs w:val="24"/>
+        </w:rPr>
+        <w:t>Os patch</w:t>
+      </w:r>
+      <w:proofErr w:type="gramEnd"/>
+      <w:r>
+        <w:rPr>
+          <w:color w:val="000000"/>
+          <w:sz w:val="24"/>
+          <w:szCs w:val="24"/>
+        </w:rPr>
+        <w:t xml:space="preserve"> </w:t>
+      </w:r>
+      <w:proofErr w:type="spellStart"/>
+      <w:r>
+        <w:rPr>
+          <w:color w:val="000000"/>
+          <w:sz w:val="24"/>
+          <w:szCs w:val="24"/>
+        </w:rPr>
+        <w:t>panels</w:t>
+      </w:r>
+      <w:proofErr w:type="spellEnd"/>
+      <w:r>
+        <w:rPr>
+          <w:color w:val="000000"/>
+          <w:sz w:val="24"/>
+          <w:szCs w:val="24"/>
+        </w:rPr>
+        <w:t xml:space="preserve"> deverão ser compatíveis com a categoria do cabeamento e possuir portas identificadas individualmente. A numeração das portas deverá corresponder ao plano de identificação do projeto.</w:t>
       </w:r>
     </w:p>
     <w:p>
@@ -5759,13 +6108,59 @@
           <w:szCs w:val="24"/>
         </w:rPr>
       </w:pPr>
-      <w:r>
-        <w:rPr>
-          <w:color w:val="000000"/>
-          <w:sz w:val="24"/>
-          <w:szCs w:val="24"/>
-        </w:rPr>
-        <w:t>Os patch cords utilizados entre patch panels e equipamentos ativos, bem como entre as tomadas e os equipamentos dos usuários, deverão ser industrializados, certificados e compatíveis com a categoria e o tipo de blindagem do sistema.</w:t>
+      <w:proofErr w:type="gramStart"/>
+      <w:r>
+        <w:rPr>
+          <w:color w:val="000000"/>
+          <w:sz w:val="24"/>
+          <w:szCs w:val="24"/>
+        </w:rPr>
+        <w:t>Os patch</w:t>
+      </w:r>
+      <w:proofErr w:type="gramEnd"/>
+      <w:r>
+        <w:rPr>
+          <w:color w:val="000000"/>
+          <w:sz w:val="24"/>
+          <w:szCs w:val="24"/>
+        </w:rPr>
+        <w:t xml:space="preserve"> </w:t>
+      </w:r>
+      <w:proofErr w:type="spellStart"/>
+      <w:r>
+        <w:rPr>
+          <w:color w:val="000000"/>
+          <w:sz w:val="24"/>
+          <w:szCs w:val="24"/>
+        </w:rPr>
+        <w:t>cords</w:t>
+      </w:r>
+      <w:proofErr w:type="spellEnd"/>
+      <w:r>
+        <w:rPr>
+          <w:color w:val="000000"/>
+          <w:sz w:val="24"/>
+          <w:szCs w:val="24"/>
+        </w:rPr>
+        <w:t xml:space="preserve"> utilizados entre patch </w:t>
+      </w:r>
+      <w:proofErr w:type="spellStart"/>
+      <w:r>
+        <w:rPr>
+          <w:color w:val="000000"/>
+          <w:sz w:val="24"/>
+          <w:szCs w:val="24"/>
+        </w:rPr>
+        <w:t>panels</w:t>
+      </w:r>
+      <w:proofErr w:type="spellEnd"/>
+      <w:r>
+        <w:rPr>
+          <w:color w:val="000000"/>
+          <w:sz w:val="24"/>
+          <w:szCs w:val="24"/>
+        </w:rPr>
+        <w:t xml:space="preserve"> e equipamentos ativos, bem como entre as tomadas e os equipamentos dos usuários, deverão ser industrializados, certificados e compatíveis com a categoria e o tipo de blindagem do sistema.</w:t>
       </w:r>
     </w:p>
     <w:p>
@@ -5785,7 +6180,25 @@
           <w:sz w:val="24"/>
           <w:szCs w:val="24"/>
         </w:rPr>
-        <w:t>Não será permitida a fabricação improvisada de patch cords em campo, salvo quando expressamente autorizada pelo responsável técnico e admitida pela solução especificada.</w:t>
+        <w:t xml:space="preserve">Não será permitida a fabricação improvisada de patch </w:t>
+      </w:r>
+      <w:proofErr w:type="spellStart"/>
+      <w:r>
+        <w:rPr>
+          <w:color w:val="000000"/>
+          <w:sz w:val="24"/>
+          <w:szCs w:val="24"/>
+        </w:rPr>
+        <w:t>cords</w:t>
+      </w:r>
+      <w:proofErr w:type="spellEnd"/>
+      <w:r>
+        <w:rPr>
+          <w:color w:val="000000"/>
+          <w:sz w:val="24"/>
+          <w:szCs w:val="24"/>
+        </w:rPr>
+        <w:t xml:space="preserve"> em campo, salvo quando expressamente autorizada pelo responsável técnico e admitida pela solução especificada.</w:t>
       </w:r>
     </w:p>
     <w:p>
@@ -6180,7 +6593,43 @@
           <w:sz w:val="24"/>
           <w:szCs w:val="24"/>
         </w:rPr>
-        <w:t xml:space="preserve">nas portas dos patch panels; </w:t>
+        <w:t xml:space="preserve">nas portas </w:t>
+      </w:r>
+      <w:proofErr w:type="gramStart"/>
+      <w:r>
+        <w:rPr>
+          <w:color w:val="000000"/>
+          <w:sz w:val="24"/>
+          <w:szCs w:val="24"/>
+        </w:rPr>
+        <w:t>dos patch</w:t>
+      </w:r>
+      <w:proofErr w:type="gramEnd"/>
+      <w:r>
+        <w:rPr>
+          <w:color w:val="000000"/>
+          <w:sz w:val="24"/>
+          <w:szCs w:val="24"/>
+        </w:rPr>
+        <w:t xml:space="preserve"> </w:t>
+      </w:r>
+      <w:proofErr w:type="spellStart"/>
+      <w:r>
+        <w:rPr>
+          <w:color w:val="000000"/>
+          <w:sz w:val="24"/>
+          <w:szCs w:val="24"/>
+        </w:rPr>
+        <w:t>panels</w:t>
+      </w:r>
+      <w:proofErr w:type="spellEnd"/>
+      <w:r>
+        <w:rPr>
+          <w:color w:val="000000"/>
+          <w:sz w:val="24"/>
+          <w:szCs w:val="24"/>
+        </w:rPr>
+        <w:t xml:space="preserve">; </w:t>
       </w:r>
     </w:p>
     <w:p>
@@ -6339,7 +6788,25 @@
           <w:sz w:val="24"/>
           <w:szCs w:val="24"/>
         </w:rPr>
-        <w:t>A nomenclatura deverá permitir identificar o edifício, pavimento, ambiente, rack, patch panel, porta e ponto atendido.</w:t>
+        <w:t xml:space="preserve">A nomenclatura deverá permitir identificar o edifício, pavimento, ambiente, rack, patch </w:t>
+      </w:r>
+      <w:proofErr w:type="spellStart"/>
+      <w:r>
+        <w:rPr>
+          <w:color w:val="000000"/>
+          <w:sz w:val="24"/>
+          <w:szCs w:val="24"/>
+        </w:rPr>
+        <w:t>panel</w:t>
+      </w:r>
+      <w:proofErr w:type="spellEnd"/>
+      <w:r>
+        <w:rPr>
+          <w:color w:val="000000"/>
+          <w:sz w:val="24"/>
+          <w:szCs w:val="24"/>
+        </w:rPr>
+        <w:t>, porta e ponto atendido.</w:t>
       </w:r>
     </w:p>
     <w:p>
@@ -6372,7 +6839,25 @@
           <w:sz w:val="24"/>
           <w:szCs w:val="24"/>
         </w:rPr>
-        <w:t>Os racks, distribuidores, eletrocalhas metálicas, carcaças, blindagens e demais partes metálicas aplicáveis deverão ser conectados ao sistema de equipotencialização da edificação.</w:t>
+        <w:t xml:space="preserve">Os racks, distribuidores, eletrocalhas metálicas, carcaças, blindagens e demais partes metálicas aplicáveis deverão ser </w:t>
+      </w:r>
+      <w:proofErr w:type="gramStart"/>
+      <w:r>
+        <w:rPr>
+          <w:color w:val="000000"/>
+          <w:sz w:val="24"/>
+          <w:szCs w:val="24"/>
+        </w:rPr>
+        <w:t>conectados</w:t>
+      </w:r>
+      <w:proofErr w:type="gramEnd"/>
+      <w:r>
+        <w:rPr>
+          <w:color w:val="000000"/>
+          <w:sz w:val="24"/>
+          <w:szCs w:val="24"/>
+        </w:rPr>
+        <w:t xml:space="preserve"> ao sistema de equipotencialização da edificação.</w:t>
       </w:r>
     </w:p>
     <w:p>
@@ -6445,7 +6930,43 @@
           <w:sz w:val="24"/>
           <w:szCs w:val="24"/>
         </w:rPr>
-        <w:t>Os equipamentos ativos deverão possuir quantidade e características compatíveis com os pontos previstos, velocidade de comunicação, requisitos de PoE, enlaces de uplink, redundância, gerenciamento e expansão futura.</w:t>
+        <w:t xml:space="preserve">Os equipamentos ativos deverão possuir quantidade e características compatíveis com os pontos previstos, velocidade de comunicação, requisitos de </w:t>
+      </w:r>
+      <w:proofErr w:type="spellStart"/>
+      <w:r>
+        <w:rPr>
+          <w:color w:val="000000"/>
+          <w:sz w:val="24"/>
+          <w:szCs w:val="24"/>
+        </w:rPr>
+        <w:t>PoE</w:t>
+      </w:r>
+      <w:proofErr w:type="spellEnd"/>
+      <w:r>
+        <w:rPr>
+          <w:color w:val="000000"/>
+          <w:sz w:val="24"/>
+          <w:szCs w:val="24"/>
+        </w:rPr>
+        <w:t xml:space="preserve">, enlaces de </w:t>
+      </w:r>
+      <w:proofErr w:type="spellStart"/>
+      <w:r>
+        <w:rPr>
+          <w:color w:val="000000"/>
+          <w:sz w:val="24"/>
+          <w:szCs w:val="24"/>
+        </w:rPr>
+        <w:t>uplink</w:t>
+      </w:r>
+      <w:proofErr w:type="spellEnd"/>
+      <w:r>
+        <w:rPr>
+          <w:color w:val="000000"/>
+          <w:sz w:val="24"/>
+          <w:szCs w:val="24"/>
+        </w:rPr>
+        <w:t>, redundância, gerenciamento e expansão futura.</w:t>
       </w:r>
     </w:p>
     <w:p>
@@ -6465,7 +6986,25 @@
           <w:sz w:val="24"/>
           <w:szCs w:val="24"/>
         </w:rPr>
-        <w:t>Os switches deverão possuir quantidade de portas suficiente para atendimento da demanda instalada, incluindo reserva de [RESERVA]%, e capacidade PoE compatível com a soma das potências dos equipamentos alimentados.</w:t>
+        <w:t xml:space="preserve">Os switches deverão possuir quantidade de portas suficiente para atendimento da demanda instalada, incluindo reserva de [RESERVA]%, e capacidade </w:t>
+      </w:r>
+      <w:proofErr w:type="spellStart"/>
+      <w:r>
+        <w:rPr>
+          <w:color w:val="000000"/>
+          <w:sz w:val="24"/>
+          <w:szCs w:val="24"/>
+        </w:rPr>
+        <w:t>PoE</w:t>
+      </w:r>
+      <w:proofErr w:type="spellEnd"/>
+      <w:r>
+        <w:rPr>
+          <w:color w:val="000000"/>
+          <w:sz w:val="24"/>
+          <w:szCs w:val="24"/>
+        </w:rPr>
+        <w:t xml:space="preserve"> compatível com a soma das potências dos equipamentos alimentados.</w:t>
       </w:r>
     </w:p>
     <w:p>
@@ -6534,7 +7073,25 @@
           <w:sz w:val="24"/>
           <w:szCs w:val="24"/>
         </w:rPr>
-        <w:t>Os pontos destinados aos access points deverão ser instalados conforme as posições indicadas no projeto, considerando a cobertura pretendida, as características construtivas da edificação, a densidade de usuários e os requisitos de alimentação e comunicação.</w:t>
+        <w:t xml:space="preserve">Os pontos destinados aos </w:t>
+      </w:r>
+      <w:proofErr w:type="spellStart"/>
+      <w:r>
+        <w:rPr>
+          <w:color w:val="000000"/>
+          <w:sz w:val="24"/>
+          <w:szCs w:val="24"/>
+        </w:rPr>
+        <w:t>access</w:t>
+      </w:r>
+      <w:proofErr w:type="spellEnd"/>
+      <w:r>
+        <w:rPr>
+          <w:color w:val="000000"/>
+          <w:sz w:val="24"/>
+          <w:szCs w:val="24"/>
+        </w:rPr>
+        <w:t xml:space="preserve"> points deverão ser instalados conforme as posições indicadas no projeto, considerando a cobertura pretendida, as características construtivas da edificação, a densidade de usuários e os requisitos de alimentação e comunicação.</w:t>
       </w:r>
     </w:p>
     <w:p>
@@ -7055,7 +7612,25 @@
           <w:sz w:val="24"/>
           <w:szCs w:val="24"/>
         </w:rPr>
-        <w:t xml:space="preserve">plantas “as built”; </w:t>
+        <w:t xml:space="preserve">plantas “as </w:t>
+      </w:r>
+      <w:proofErr w:type="spellStart"/>
+      <w:r>
+        <w:rPr>
+          <w:color w:val="000000"/>
+          <w:sz w:val="24"/>
+          <w:szCs w:val="24"/>
+        </w:rPr>
+        <w:t>built</w:t>
+      </w:r>
+      <w:proofErr w:type="spellEnd"/>
+      <w:r>
+        <w:rPr>
+          <w:color w:val="000000"/>
+          <w:sz w:val="24"/>
+          <w:szCs w:val="24"/>
+        </w:rPr>
+        <w:t xml:space="preserve">”; </w:t>
       </w:r>
     </w:p>
     <w:p>
@@ -7443,7 +8018,23 @@
           <w:sz w:val="24"/>
           <w:szCs w:val="24"/>
         </w:rPr>
-        <w:t>Qualquer alteração nos trajetos, quantitativos, localização dos pontos, categoria dos componentes, distribuidores, racks ou demais elementos do sistema deverá ser previamente analisada e aprovada pelo responsável técnico.</w:t>
+        <w:t xml:space="preserve">Qualquer alteração nos trajetos, quantitativos, localização dos pontos, categoria dos componentes, distribuidores, racks ou demais </w:t>
+      </w:r>
+      <w:proofErr w:type="gramStart"/>
+      <w:r>
+        <w:rPr>
+          <w:sz w:val="24"/>
+          <w:szCs w:val="24"/>
+        </w:rPr>
+        <w:t>elementos do sistema deverá</w:t>
+      </w:r>
+      <w:proofErr w:type="gramEnd"/>
+      <w:r>
+        <w:rPr>
+          <w:sz w:val="24"/>
+          <w:szCs w:val="24"/>
+        </w:rPr>
+        <w:t xml:space="preserve"> ser previamente analisada e aprovada pelo responsável técnico.</w:t>
       </w:r>
     </w:p>
     <w:p>
@@ -7469,7 +8060,23 @@
           <w:szCs w:val="24"/>
         </w:rPr>
         <w:lastRenderedPageBreak/>
-        <w:t>Após a conclusão dos serviços, todos os enlaces deverão ser inspecionados, identificados, testados e certificados, sendo os respectivos relatórios apresentados juntamente com a documentação “as built”. A instalação somente será considerada concluída após a correção das eventuais não conformidades e a aprovação da documentação pela fiscalização.</w:t>
+        <w:t xml:space="preserve">Após a conclusão dos serviços, todos os enlaces deverão ser inspecionados, identificados, testados e certificados, sendo os respectivos relatórios apresentados juntamente com a documentação “as </w:t>
+      </w:r>
+      <w:proofErr w:type="spellStart"/>
+      <w:r>
+        <w:rPr>
+          <w:sz w:val="24"/>
+          <w:szCs w:val="24"/>
+        </w:rPr>
+        <w:t>built</w:t>
+      </w:r>
+      <w:proofErr w:type="spellEnd"/>
+      <w:r>
+        <w:rPr>
+          <w:sz w:val="24"/>
+          <w:szCs w:val="24"/>
+        </w:rPr>
+        <w:t>”. A instalação somente será considerada concluída após a correção das eventuais não conformidades e a aprovação da documentação pela fiscalização.</w:t>
       </w:r>
     </w:p>
     <w:p>
@@ -11443,6 +12050,10 @@
 </file>
 
 <file path=customXml/item1.xml><?xml version="1.0" encoding="utf-8"?>
+<b:Sources xmlns:b="http://schemas.openxmlformats.org/officeDocument/2006/bibliography" xmlns="http://schemas.openxmlformats.org/officeDocument/2006/bibliography" SelectedStyle="\APASixthEditionOfficeOnline.xsl" StyleName="APA" Version="6"/>
+</file>
+
+<file path=customXml/item2.xml><?xml version="1.0" encoding="utf-8"?>
 <p:properties xmlns:p="http://schemas.microsoft.com/office/2006/metadata/properties" xmlns:xsi="http://www.w3.org/2001/XMLSchema-instance" xmlns:pc="http://schemas.microsoft.com/office/infopath/2007/PartnerControls">
   <documentManagement>
     <TaxCatchAll xmlns="ab6bdf74-870e-40d0-b701-04787b55b19a" xsi:nil="true"/>
@@ -11458,14 +12069,13 @@
 </p:properties>
 </file>
 
-<file path=customXml/item2.xml><?xml version="1.0" encoding="utf-8"?>
-<b:Sources xmlns:b="http://schemas.openxmlformats.org/officeDocument/2006/bibliography" xmlns="http://schemas.openxmlformats.org/officeDocument/2006/bibliography" SelectedStyle="\APASixthEditionOfficeOnline.xsl" StyleName="APA" Version="6"/>
-</file>
-
 <file path=customXml/item3.xml><?xml version="1.0" encoding="utf-8"?>
-<go:gDocsCustomXmlDataStorage xmlns:go="http://customooxmlschemas.google.com/" xmlns:r="http://schemas.openxmlformats.org/officeDocument/2006/relationships" uri="GoogleDocsCustomDataVersion2">
-  <go:docsCustomData xmlns:go="http://customooxmlschemas.google.com/" roundtripDataSignature="AMtx7mhx1lXjm647vcM1LZOQ04kbTy8lDg==">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</go:docsCustomData>
-</go:gDocsCustomXmlDataStorage>
+<?mso-contentType ?>
+<FormTemplates xmlns="http://schemas.microsoft.com/sharepoint/v3/contenttype/forms">
+  <Display>DocumentLibraryForm</Display>
+  <Edit>DocumentLibraryForm</Edit>
+  <New>DocumentLibraryForm</New>
+</FormTemplates>
 </file>
 
 <file path=customXml/item4.xml><?xml version="1.0" encoding="utf-8"?>
@@ -11759,15 +12369,20 @@
 </file>
 
 <file path=customXml/item5.xml><?xml version="1.0" encoding="utf-8"?>
-<?mso-contentType ?>
-<FormTemplates xmlns="http://schemas.microsoft.com/sharepoint/v3/contenttype/forms">
-  <Display>DocumentLibraryForm</Display>
-  <Edit>DocumentLibraryForm</Edit>
-  <New>DocumentLibraryForm</New>
-</FormTemplates>
+<go:gDocsCustomXmlDataStorage xmlns:go="http://customooxmlschemas.google.com/" xmlns:r="http://schemas.openxmlformats.org/officeDocument/2006/relationships" uri="GoogleDocsCustomDataVersion2">
+  <go:docsCustomData xmlns:go="http://customooxmlschemas.google.com/" roundtripDataSignature="AMtx7mhx1lXjm647vcM1LZOQ04kbTy8lDg==">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</go:docsCustomData>
+</go:gDocsCustomXmlDataStorage>
 </file>
 
 <file path=customXml/itemProps1.xml><?xml version="1.0" encoding="utf-8"?>
+<ds:datastoreItem xmlns:ds="http://schemas.openxmlformats.org/officeDocument/2006/customXml" ds:itemID="{F4F81F43-B9B4-4FBB-A6A9-7766FAA6F74A}">
+  <ds:schemaRefs>
+    <ds:schemaRef ds:uri="http://schemas.openxmlformats.org/officeDocument/2006/bibliography"/>
+  </ds:schemaRefs>
+</ds:datastoreItem>
+</file>
+
+<file path=customXml/itemProps2.xml><?xml version="1.0" encoding="utf-8"?>
 <ds:datastoreItem xmlns:ds="http://schemas.openxmlformats.org/officeDocument/2006/customXml" ds:itemID="{59DEDD4B-7477-40F3-9154-656B192844A8}">
   <ds:schemaRefs>
     <ds:schemaRef ds:uri="http://schemas.microsoft.com/office/2006/metadata/properties"/>
@@ -11778,19 +12393,10 @@
 </ds:datastoreItem>
 </file>
 
-<file path=customXml/itemProps2.xml><?xml version="1.0" encoding="utf-8"?>
-<ds:datastoreItem xmlns:ds="http://schemas.openxmlformats.org/officeDocument/2006/customXml" ds:itemID="{F4F81F43-B9B4-4FBB-A6A9-7766FAA6F74A}">
+<file path=customXml/itemProps3.xml><?xml version="1.0" encoding="utf-8"?>
+<ds:datastoreItem xmlns:ds="http://schemas.openxmlformats.org/officeDocument/2006/customXml" ds:itemID="{4F1AEC50-4A1A-4CA0-9059-1BBE99D2C5D0}">
   <ds:schemaRefs>
-    <ds:schemaRef ds:uri="http://schemas.openxmlformats.org/officeDocument/2006/bibliography"/>
-  </ds:schemaRefs>
-</ds:datastoreItem>
-</file>
-
-<file path=customXml/itemProps3.xml><?xml version="1.0" encoding="utf-8"?>
-<ds:datastoreItem xmlns:ds="http://schemas.openxmlformats.org/officeDocument/2006/customXml" ds:itemID="{11111111-1234-1234-1234-123412341234}">
-  <ds:schemaRefs>
-    <ds:schemaRef ds:uri="http://customooxmlschemas.google.com/"/>
-    <ds:schemaRef ds:uri="http://schemas.openxmlformats.org/officeDocument/2006/relationships"/>
+    <ds:schemaRef ds:uri="http://schemas.microsoft.com/sharepoint/v3/contenttype/forms"/>
   </ds:schemaRefs>
 </ds:datastoreItem>
 </file>
@@ -11815,9 +12421,10 @@
 </file>
 
 <file path=customXml/itemProps5.xml><?xml version="1.0" encoding="utf-8"?>
-<ds:datastoreItem xmlns:ds="http://schemas.openxmlformats.org/officeDocument/2006/customXml" ds:itemID="{4F1AEC50-4A1A-4CA0-9059-1BBE99D2C5D0}">
+<ds:datastoreItem xmlns:ds="http://schemas.openxmlformats.org/officeDocument/2006/customXml" ds:itemID="{11111111-1234-1234-1234-123412341234}">
   <ds:schemaRefs>
-    <ds:schemaRef ds:uri="http://schemas.microsoft.com/sharepoint/v3/contenttype/forms"/>
+    <ds:schemaRef ds:uri="http://customooxmlschemas.google.com/"/>
+    <ds:schemaRef ds:uri="http://schemas.openxmlformats.org/officeDocument/2006/relationships"/>
   </ds:schemaRefs>
 </ds:datastoreItem>
 </file>
--- a/Memorial/templates/MEM-DESCRITIVO-LOGICA.docx
+++ b/Memorial/templates/MEM-DESCRITIVO-LOGICA.docx
@@ -3397,87 +3397,7 @@
           <w:sz w:val="24"/>
           <w:szCs w:val="24"/>
         </w:rPr>
-        <w:t xml:space="preserve"> e seus complementos, ISO/IEC 11801, UL 444, IEC 61156-5, NBR 14705, IEC 60332, IEC 60754-2 (</w:t>
-      </w:r>
-      <w:proofErr w:type="spellStart"/>
-      <w:r>
-        <w:rPr>
-          <w:sz w:val="24"/>
-          <w:szCs w:val="24"/>
-        </w:rPr>
-        <w:t>Acidity</w:t>
-      </w:r>
-      <w:proofErr w:type="spellEnd"/>
-      <w:r>
-        <w:rPr>
-          <w:sz w:val="24"/>
-          <w:szCs w:val="24"/>
-        </w:rPr>
-        <w:t xml:space="preserve"> </w:t>
-      </w:r>
-      <w:proofErr w:type="spellStart"/>
-      <w:r>
-        <w:rPr>
-          <w:sz w:val="24"/>
-          <w:szCs w:val="24"/>
-        </w:rPr>
-        <w:t>of</w:t>
-      </w:r>
-      <w:proofErr w:type="spellEnd"/>
-      <w:r>
-        <w:rPr>
-          <w:sz w:val="24"/>
-          <w:szCs w:val="24"/>
-        </w:rPr>
-        <w:t xml:space="preserve"> </w:t>
-      </w:r>
-      <w:proofErr w:type="spellStart"/>
-      <w:r>
-        <w:rPr>
-          <w:sz w:val="24"/>
-          <w:szCs w:val="24"/>
-        </w:rPr>
-        <w:t>smoke</w:t>
-      </w:r>
-      <w:proofErr w:type="spellEnd"/>
-      <w:r>
-        <w:rPr>
-          <w:sz w:val="24"/>
-          <w:szCs w:val="24"/>
-        </w:rPr>
-        <w:t>), IEC 61034-2 (</w:t>
-      </w:r>
-      <w:proofErr w:type="spellStart"/>
-      <w:r>
-        <w:rPr>
-          <w:sz w:val="24"/>
-          <w:szCs w:val="24"/>
-        </w:rPr>
-        <w:t>smoke</w:t>
-      </w:r>
-      <w:proofErr w:type="spellEnd"/>
-      <w:r>
-        <w:rPr>
-          <w:sz w:val="24"/>
-          <w:szCs w:val="24"/>
-        </w:rPr>
-        <w:t xml:space="preserve"> </w:t>
-      </w:r>
-      <w:proofErr w:type="spellStart"/>
-      <w:r>
-        <w:rPr>
-          <w:sz w:val="24"/>
-          <w:szCs w:val="24"/>
-        </w:rPr>
-        <w:t>density</w:t>
-      </w:r>
-      <w:proofErr w:type="spellEnd"/>
-      <w:r>
-        <w:rPr>
-          <w:sz w:val="24"/>
-          <w:szCs w:val="24"/>
-        </w:rPr>
-        <w:t>).</w:t>
+        <w:t xml:space="preserve"> e seus complementos, ISO/IEC 11801, UL 444, IEC 61156-5, NBR 14705, IEC 60332, IEC 60754-2 (Acidity of smoke), IEC 61034-2 (smoke density).</w:t>
       </w:r>
     </w:p>
     <w:p>
@@ -3585,23 +3505,7 @@
           <w:sz w:val="24"/>
           <w:szCs w:val="24"/>
         </w:rPr>
-        <w:t xml:space="preserve"> - Cabo óptico dielétrico protegido contra o ataque de roedores para aplicação em linha de dutos, ITU-T </w:t>
-      </w:r>
-      <w:proofErr w:type="gramStart"/>
-      <w:r>
-        <w:rPr>
-          <w:sz w:val="24"/>
-          <w:szCs w:val="24"/>
-        </w:rPr>
-        <w:t>G.652,ITU</w:t>
-      </w:r>
-      <w:proofErr w:type="gramEnd"/>
-      <w:r>
-        <w:rPr>
-          <w:sz w:val="24"/>
-          <w:szCs w:val="24"/>
-        </w:rPr>
-        <w:t>-T G.651.</w:t>
+        <w:t xml:space="preserve"> - Cabo óptico dielétrico protegido contra o ataque de roedores para aplicação em linha de dutos, ITU-T G.652,ITU-T G.651.</w:t>
       </w:r>
     </w:p>
     <w:p>
@@ -3628,23 +3532,7 @@
           <w:sz w:val="24"/>
           <w:szCs w:val="24"/>
         </w:rPr>
-        <w:t xml:space="preserve"> </w:t>
-      </w:r>
-      <w:proofErr w:type="spellStart"/>
-      <w:r>
-        <w:rPr>
-          <w:sz w:val="24"/>
-          <w:szCs w:val="24"/>
-        </w:rPr>
-        <w:t>Conduletes</w:t>
-      </w:r>
-      <w:proofErr w:type="spellEnd"/>
-      <w:r>
-        <w:rPr>
-          <w:sz w:val="24"/>
-          <w:szCs w:val="24"/>
-        </w:rPr>
-        <w:t xml:space="preserve"> metálicos roscados e não roscados para sistemas de eletrodutos. Data de Publicação: 2016</w:t>
+        <w:t xml:space="preserve"> Conduletes metálicos roscados e não roscados para sistemas de eletrodutos. Data de Publicação: 2016</w:t>
       </w:r>
     </w:p>
     <w:p>
@@ -3816,39 +3704,7 @@
           <w:sz w:val="24"/>
           <w:szCs w:val="24"/>
         </w:rPr>
-        <w:t xml:space="preserve">O presente projeto tem como objeto a implantação da infraestrutura de cabeamento estruturado destinada ao atendimento dos pontos de telecomunicações da edificação, incluindo, conforme indicado nas pranchas e documentos do projeto, cabeamento horizontal, cabeamento de </w:t>
-      </w:r>
-      <w:proofErr w:type="spellStart"/>
-      <w:r>
-        <w:rPr>
-          <w:sz w:val="24"/>
-          <w:szCs w:val="24"/>
-        </w:rPr>
-        <w:t>backbone</w:t>
-      </w:r>
-      <w:proofErr w:type="spellEnd"/>
-      <w:r>
-        <w:rPr>
-          <w:sz w:val="24"/>
-          <w:szCs w:val="24"/>
-        </w:rPr>
-        <w:t xml:space="preserve">, tomadas de telecomunicações, distribuidores, racks, patch </w:t>
-      </w:r>
-      <w:proofErr w:type="spellStart"/>
-      <w:r>
-        <w:rPr>
-          <w:sz w:val="24"/>
-          <w:szCs w:val="24"/>
-        </w:rPr>
-        <w:t>panels</w:t>
-      </w:r>
-      <w:proofErr w:type="spellEnd"/>
-      <w:r>
-        <w:rPr>
-          <w:sz w:val="24"/>
-          <w:szCs w:val="24"/>
-        </w:rPr>
-        <w:t xml:space="preserve">, organizadores, cordões de manobra, infraestrutura </w:t>
+        <w:t xml:space="preserve">O presente projeto tem como objeto a implantação da infraestrutura de cabeamento estruturado destinada ao atendimento dos pontos de telecomunicações da edificação, incluindo, conforme indicado nas pranchas e documentos do projeto, cabeamento horizontal, cabeamento de backbone, tomadas de telecomunicações, distribuidores, racks, patch panels, organizadores, cordões de manobra, infraestrutura </w:t>
       </w:r>
       <w:r>
         <w:rPr>
@@ -4014,23 +3870,7 @@
           <w:sz w:val="24"/>
           <w:szCs w:val="24"/>
         </w:rPr>
-        <w:t xml:space="preserve">O sistema será constituído por cabeamento estruturado organizado em topologia estrela, partindo dos distribuidores de telecomunicações até as tomadas de atendimento. Cada ponto deverá possuir identificação única e manter correspondência entre a tomada, o cabo, a porta do patch </w:t>
-      </w:r>
-      <w:proofErr w:type="spellStart"/>
-      <w:r>
-        <w:rPr>
-          <w:sz w:val="24"/>
-          <w:szCs w:val="24"/>
-        </w:rPr>
-        <w:t>panel</w:t>
-      </w:r>
-      <w:proofErr w:type="spellEnd"/>
-      <w:r>
-        <w:rPr>
-          <w:sz w:val="24"/>
-          <w:szCs w:val="24"/>
-        </w:rPr>
-        <w:t xml:space="preserve"> e a documentação do projeto.</w:t>
+        <w:t>O sistema será constituído por cabeamento estruturado organizado em topologia estrela, partindo dos distribuidores de telecomunicações até as tomadas de atendimento. Cada ponto deverá possuir identificação única e manter correspondência entre a tomada, o cabo, a porta do patch panel e a documentação do projeto.</w:t>
       </w:r>
     </w:p>
     <w:p>
@@ -4462,21 +4302,12 @@
                 <w:szCs w:val="24"/>
               </w:rPr>
             </w:pPr>
-            <w:proofErr w:type="spellStart"/>
             <w:r>
               <w:rPr>
                 <w:sz w:val="24"/>
                 <w:szCs w:val="24"/>
               </w:rPr>
-              <w:t>Solid</w:t>
-            </w:r>
-            <w:proofErr w:type="spellEnd"/>
-            <w:r>
-              <w:rPr>
-                <w:sz w:val="24"/>
-                <w:szCs w:val="24"/>
-              </w:rPr>
-              <w:t xml:space="preserve"> Copper</w:t>
+              <w:t>Solid Copper</w:t>
             </w:r>
           </w:p>
         </w:tc>
@@ -5234,25 +5065,7 @@
           <w:sz w:val="24"/>
           <w:szCs w:val="24"/>
         </w:rPr>
-        <w:t xml:space="preserve">A CONTRATADA será responsável pela anotação em plantas das divergências e/ou complementações introduzidas durante a construção para posterior apresentação das plantas “As </w:t>
-      </w:r>
-      <w:proofErr w:type="spellStart"/>
-      <w:r>
-        <w:rPr>
-          <w:color w:val="000000"/>
-          <w:sz w:val="24"/>
-          <w:szCs w:val="24"/>
-        </w:rPr>
-        <w:t>Built</w:t>
-      </w:r>
-      <w:proofErr w:type="spellEnd"/>
-      <w:r>
-        <w:rPr>
-          <w:color w:val="000000"/>
-          <w:sz w:val="24"/>
-          <w:szCs w:val="24"/>
-        </w:rPr>
-        <w:t>”.</w:t>
+        <w:t>A CONTRATADA será responsável pela anotação em plantas das divergências e/ou complementações introduzidas durante a construção para posterior apresentação das plantas “As Built”.</w:t>
       </w:r>
     </w:p>
     <w:p>
@@ -5317,7 +5130,23 @@
           <w:sz w:val="24"/>
           <w:szCs w:val="24"/>
         </w:rPr>
-        <w:t>[BBBG]</w:t>
+        <w:t>[BBB</w:t>
+      </w:r>
+      <w:r>
+        <w:rPr>
+          <w:color w:val="000000"/>
+          <w:sz w:val="24"/>
+          <w:szCs w:val="24"/>
+        </w:rPr>
+        <w:t>M</w:t>
+      </w:r>
+      <w:r>
+        <w:rPr>
+          <w:color w:val="000000"/>
+          <w:sz w:val="24"/>
+          <w:szCs w:val="24"/>
+        </w:rPr>
+        <w:t>]</w:t>
       </w:r>
     </w:p>
     <w:p>
@@ -5457,25 +5286,7 @@
           <w:sz w:val="24"/>
           <w:szCs w:val="24"/>
         </w:rPr>
-        <w:t xml:space="preserve">O cabeamento horizontal compreenderá o trecho entre o patch </w:t>
-      </w:r>
-      <w:proofErr w:type="spellStart"/>
-      <w:r>
-        <w:rPr>
-          <w:color w:val="000000"/>
-          <w:sz w:val="24"/>
-          <w:szCs w:val="24"/>
-        </w:rPr>
-        <w:t>panel</w:t>
-      </w:r>
-      <w:proofErr w:type="spellEnd"/>
-      <w:r>
-        <w:rPr>
-          <w:color w:val="000000"/>
-          <w:sz w:val="24"/>
-          <w:szCs w:val="24"/>
-        </w:rPr>
-        <w:t xml:space="preserve"> instalado no distribuidor e a tomada de telecomunicações localizada na área de trabalho. Os cabos deverão ser instalados em percurso contínuo, sem emendas, respeitando os limites de comprimento, curvatura, tração, esmagamento e afastamento estabelecidos pelas normas aplicáveis e pelo fabricante.</w:t>
+        <w:t>O cabeamento horizontal compreenderá o trecho entre o patch panel instalado no distribuidor e a tomada de telecomunicações localizada na área de trabalho. Os cabos deverão ser instalados em percurso contínuo, sem emendas, respeitando os limites de comprimento, curvatura, tração, esmagamento e afastamento estabelecidos pelas normas aplicáveis e pelo fabricante.</w:t>
       </w:r>
     </w:p>
     <w:p>
@@ -5547,23 +5358,7 @@
           <w:sz w:val="24"/>
           <w:szCs w:val="24"/>
         </w:rPr>
-        <w:t xml:space="preserve">] conector(es) [TIPO], categoria [CATEGORIA], montado(s) em espelho, caixa, </w:t>
-      </w:r>
-      <w:proofErr w:type="spellStart"/>
-      <w:r>
-        <w:rPr>
-          <w:sz w:val="24"/>
-          <w:szCs w:val="24"/>
-        </w:rPr>
-        <w:t>condulete</w:t>
-      </w:r>
-      <w:proofErr w:type="spellEnd"/>
-      <w:r>
-        <w:rPr>
-          <w:sz w:val="24"/>
-          <w:szCs w:val="24"/>
-        </w:rPr>
-        <w:t>, caixa de piso ou mobiliário técnico, conforme a condição de instalação.</w:t>
+        <w:t>] conector(es) [TIPO], categoria [CATEGORIA], montado(s) em espelho, caixa, condulete, caixa de piso ou mobiliário técnico, conforme a condição de instalação.</w:t>
       </w:r>
     </w:p>
     <w:p>
@@ -5581,23 +5376,7 @@
           <w:sz w:val="24"/>
           <w:szCs w:val="24"/>
         </w:rPr>
-        <w:t xml:space="preserve">Todos os conectores deverão possuir desempenho compatível com o cabo, o patch </w:t>
-      </w:r>
-      <w:proofErr w:type="spellStart"/>
-      <w:r>
-        <w:rPr>
-          <w:sz w:val="24"/>
-          <w:szCs w:val="24"/>
-        </w:rPr>
-        <w:t>panel</w:t>
-      </w:r>
-      <w:proofErr w:type="spellEnd"/>
-      <w:r>
-        <w:rPr>
-          <w:sz w:val="24"/>
-          <w:szCs w:val="24"/>
-        </w:rPr>
-        <w:t xml:space="preserve"> e os demais componentes do enlace. Não será permitida a combinação de componentes com categoria inferior à especificada para o sistema.</w:t>
+        <w:t>Todos os conectores deverão possuir desempenho compatível com o cabo, o patch panel e os demais componentes do enlace. Não será permitida a combinação de componentes com categoria inferior à especificada para o sistema.</w:t>
       </w:r>
     </w:p>
     <w:p>
@@ -5616,39 +5395,7 @@
           <w:szCs w:val="24"/>
         </w:rPr>
         <w:lastRenderedPageBreak/>
-        <w:t xml:space="preserve">Os pontos destinados a </w:t>
-      </w:r>
-      <w:proofErr w:type="spellStart"/>
-      <w:r>
-        <w:rPr>
-          <w:sz w:val="24"/>
-          <w:szCs w:val="24"/>
-        </w:rPr>
-        <w:t>access</w:t>
-      </w:r>
-      <w:proofErr w:type="spellEnd"/>
-      <w:r>
-        <w:rPr>
-          <w:sz w:val="24"/>
-          <w:szCs w:val="24"/>
-        </w:rPr>
-        <w:t xml:space="preserve"> points, câmeras, telefones IP ou outros dispositivos alimentados por </w:t>
-      </w:r>
-      <w:proofErr w:type="spellStart"/>
-      <w:r>
-        <w:rPr>
-          <w:sz w:val="24"/>
-          <w:szCs w:val="24"/>
-        </w:rPr>
-        <w:t>PoE</w:t>
-      </w:r>
-      <w:proofErr w:type="spellEnd"/>
-      <w:r>
-        <w:rPr>
-          <w:sz w:val="24"/>
-          <w:szCs w:val="24"/>
-        </w:rPr>
-        <w:t xml:space="preserve"> deverão ser identificados e instalados de forma compatível com a potência, a aplicação e as condições ambientais previstas.</w:t>
+        <w:t>Os pontos destinados a access points, câmeras, telefones IP ou outros dispositivos alimentados por PoE deverão ser identificados e instalados de forma compatível com a potência, a aplicação e as condições ambientais previstas.</w:t>
       </w:r>
     </w:p>
     <w:p>
@@ -5724,25 +5471,7 @@
           <w:sz w:val="24"/>
           <w:szCs w:val="24"/>
         </w:rPr>
-        <w:t xml:space="preserve">patch </w:t>
-      </w:r>
-      <w:proofErr w:type="spellStart"/>
-      <w:r>
-        <w:rPr>
-          <w:color w:val="000000"/>
-          <w:sz w:val="24"/>
-          <w:szCs w:val="24"/>
-        </w:rPr>
-        <w:t>panels</w:t>
-      </w:r>
-      <w:proofErr w:type="spellEnd"/>
-      <w:r>
-        <w:rPr>
-          <w:color w:val="000000"/>
-          <w:sz w:val="24"/>
-          <w:szCs w:val="24"/>
-        </w:rPr>
-        <w:t xml:space="preserve">; </w:t>
+        <w:t xml:space="preserve">patch panels; </w:t>
       </w:r>
     </w:p>
     <w:p>
@@ -5926,25 +5655,7 @@
           <w:sz w:val="24"/>
           <w:szCs w:val="24"/>
         </w:rPr>
-        <w:t xml:space="preserve">patch </w:t>
-      </w:r>
-      <w:proofErr w:type="spellStart"/>
-      <w:r>
-        <w:rPr>
-          <w:color w:val="000000"/>
-          <w:sz w:val="24"/>
-          <w:szCs w:val="24"/>
-        </w:rPr>
-        <w:t>cords</w:t>
-      </w:r>
-      <w:proofErr w:type="spellEnd"/>
-      <w:r>
-        <w:rPr>
-          <w:color w:val="000000"/>
-          <w:sz w:val="24"/>
-          <w:szCs w:val="24"/>
-        </w:rPr>
-        <w:t xml:space="preserve">; </w:t>
+        <w:t xml:space="preserve">patch cords; </w:t>
       </w:r>
     </w:p>
     <w:p>
@@ -6060,41 +5771,13 @@
           <w:szCs w:val="24"/>
         </w:rPr>
       </w:pPr>
-      <w:proofErr w:type="gramStart"/>
-      <w:r>
-        <w:rPr>
-          <w:color w:val="000000"/>
-          <w:sz w:val="24"/>
-          <w:szCs w:val="24"/>
-        </w:rPr>
-        <w:t>Os patch</w:t>
-      </w:r>
-      <w:proofErr w:type="gramEnd"/>
-      <w:r>
-        <w:rPr>
-          <w:color w:val="000000"/>
-          <w:sz w:val="24"/>
-          <w:szCs w:val="24"/>
-        </w:rPr>
-        <w:t xml:space="preserve"> </w:t>
-      </w:r>
-      <w:proofErr w:type="spellStart"/>
-      <w:r>
-        <w:rPr>
-          <w:color w:val="000000"/>
-          <w:sz w:val="24"/>
-          <w:szCs w:val="24"/>
-        </w:rPr>
-        <w:t>panels</w:t>
-      </w:r>
-      <w:proofErr w:type="spellEnd"/>
-      <w:r>
-        <w:rPr>
-          <w:color w:val="000000"/>
-          <w:sz w:val="24"/>
-          <w:szCs w:val="24"/>
-        </w:rPr>
-        <w:t xml:space="preserve"> deverão ser compatíveis com a categoria do cabeamento e possuir portas identificadas individualmente. A numeração das portas deverá corresponder ao plano de identificação do projeto.</w:t>
+      <w:r>
+        <w:rPr>
+          <w:color w:val="000000"/>
+          <w:sz w:val="24"/>
+          <w:szCs w:val="24"/>
+        </w:rPr>
+        <w:t>Os patch panels deverão ser compatíveis com a categoria do cabeamento e possuir portas identificadas individualmente. A numeração das portas deverá corresponder ao plano de identificação do projeto.</w:t>
       </w:r>
     </w:p>
     <w:p>
@@ -6108,59 +5791,13 @@
           <w:szCs w:val="24"/>
         </w:rPr>
       </w:pPr>
-      <w:proofErr w:type="gramStart"/>
-      <w:r>
-        <w:rPr>
-          <w:color w:val="000000"/>
-          <w:sz w:val="24"/>
-          <w:szCs w:val="24"/>
-        </w:rPr>
-        <w:t>Os patch</w:t>
-      </w:r>
-      <w:proofErr w:type="gramEnd"/>
-      <w:r>
-        <w:rPr>
-          <w:color w:val="000000"/>
-          <w:sz w:val="24"/>
-          <w:szCs w:val="24"/>
-        </w:rPr>
-        <w:t xml:space="preserve"> </w:t>
-      </w:r>
-      <w:proofErr w:type="spellStart"/>
-      <w:r>
-        <w:rPr>
-          <w:color w:val="000000"/>
-          <w:sz w:val="24"/>
-          <w:szCs w:val="24"/>
-        </w:rPr>
-        <w:t>cords</w:t>
-      </w:r>
-      <w:proofErr w:type="spellEnd"/>
-      <w:r>
-        <w:rPr>
-          <w:color w:val="000000"/>
-          <w:sz w:val="24"/>
-          <w:szCs w:val="24"/>
-        </w:rPr>
-        <w:t xml:space="preserve"> utilizados entre patch </w:t>
-      </w:r>
-      <w:proofErr w:type="spellStart"/>
-      <w:r>
-        <w:rPr>
-          <w:color w:val="000000"/>
-          <w:sz w:val="24"/>
-          <w:szCs w:val="24"/>
-        </w:rPr>
-        <w:t>panels</w:t>
-      </w:r>
-      <w:proofErr w:type="spellEnd"/>
-      <w:r>
-        <w:rPr>
-          <w:color w:val="000000"/>
-          <w:sz w:val="24"/>
-          <w:szCs w:val="24"/>
-        </w:rPr>
-        <w:t xml:space="preserve"> e equipamentos ativos, bem como entre as tomadas e os equipamentos dos usuários, deverão ser industrializados, certificados e compatíveis com a categoria e o tipo de blindagem do sistema.</w:t>
+      <w:r>
+        <w:rPr>
+          <w:color w:val="000000"/>
+          <w:sz w:val="24"/>
+          <w:szCs w:val="24"/>
+        </w:rPr>
+        <w:t>Os patch cords utilizados entre patch panels e equipamentos ativos, bem como entre as tomadas e os equipamentos dos usuários, deverão ser industrializados, certificados e compatíveis com a categoria e o tipo de blindagem do sistema.</w:t>
       </w:r>
     </w:p>
     <w:p>
@@ -6180,25 +5817,7 @@
           <w:sz w:val="24"/>
           <w:szCs w:val="24"/>
         </w:rPr>
-        <w:t xml:space="preserve">Não será permitida a fabricação improvisada de patch </w:t>
-      </w:r>
-      <w:proofErr w:type="spellStart"/>
-      <w:r>
-        <w:rPr>
-          <w:color w:val="000000"/>
-          <w:sz w:val="24"/>
-          <w:szCs w:val="24"/>
-        </w:rPr>
-        <w:t>cords</w:t>
-      </w:r>
-      <w:proofErr w:type="spellEnd"/>
-      <w:r>
-        <w:rPr>
-          <w:color w:val="000000"/>
-          <w:sz w:val="24"/>
-          <w:szCs w:val="24"/>
-        </w:rPr>
-        <w:t xml:space="preserve"> em campo, salvo quando expressamente autorizada pelo responsável técnico e admitida pela solução especificada.</w:t>
+        <w:t>Não será permitida a fabricação improvisada de patch cords em campo, salvo quando expressamente autorizada pelo responsável técnico e admitida pela solução especificada.</w:t>
       </w:r>
     </w:p>
     <w:p>
@@ -6593,43 +6212,7 @@
           <w:sz w:val="24"/>
           <w:szCs w:val="24"/>
         </w:rPr>
-        <w:t xml:space="preserve">nas portas </w:t>
-      </w:r>
-      <w:proofErr w:type="gramStart"/>
-      <w:r>
-        <w:rPr>
-          <w:color w:val="000000"/>
-          <w:sz w:val="24"/>
-          <w:szCs w:val="24"/>
-        </w:rPr>
-        <w:t>dos patch</w:t>
-      </w:r>
-      <w:proofErr w:type="gramEnd"/>
-      <w:r>
-        <w:rPr>
-          <w:color w:val="000000"/>
-          <w:sz w:val="24"/>
-          <w:szCs w:val="24"/>
-        </w:rPr>
-        <w:t xml:space="preserve"> </w:t>
-      </w:r>
-      <w:proofErr w:type="spellStart"/>
-      <w:r>
-        <w:rPr>
-          <w:color w:val="000000"/>
-          <w:sz w:val="24"/>
-          <w:szCs w:val="24"/>
-        </w:rPr>
-        <w:t>panels</w:t>
-      </w:r>
-      <w:proofErr w:type="spellEnd"/>
-      <w:r>
-        <w:rPr>
-          <w:color w:val="000000"/>
-          <w:sz w:val="24"/>
-          <w:szCs w:val="24"/>
-        </w:rPr>
-        <w:t xml:space="preserve">; </w:t>
+        <w:t xml:space="preserve">nas portas dos patch panels; </w:t>
       </w:r>
     </w:p>
     <w:p>
@@ -6788,25 +6371,7 @@
           <w:sz w:val="24"/>
           <w:szCs w:val="24"/>
         </w:rPr>
-        <w:t xml:space="preserve">A nomenclatura deverá permitir identificar o edifício, pavimento, ambiente, rack, patch </w:t>
-      </w:r>
-      <w:proofErr w:type="spellStart"/>
-      <w:r>
-        <w:rPr>
-          <w:color w:val="000000"/>
-          <w:sz w:val="24"/>
-          <w:szCs w:val="24"/>
-        </w:rPr>
-        <w:t>panel</w:t>
-      </w:r>
-      <w:proofErr w:type="spellEnd"/>
-      <w:r>
-        <w:rPr>
-          <w:color w:val="000000"/>
-          <w:sz w:val="24"/>
-          <w:szCs w:val="24"/>
-        </w:rPr>
-        <w:t>, porta e ponto atendido.</w:t>
+        <w:t>A nomenclatura deverá permitir identificar o edifício, pavimento, ambiente, rack, patch panel, porta e ponto atendido.</w:t>
       </w:r>
     </w:p>
     <w:p>
@@ -6839,25 +6404,7 @@
           <w:sz w:val="24"/>
           <w:szCs w:val="24"/>
         </w:rPr>
-        <w:t xml:space="preserve">Os racks, distribuidores, eletrocalhas metálicas, carcaças, blindagens e demais partes metálicas aplicáveis deverão ser </w:t>
-      </w:r>
-      <w:proofErr w:type="gramStart"/>
-      <w:r>
-        <w:rPr>
-          <w:color w:val="000000"/>
-          <w:sz w:val="24"/>
-          <w:szCs w:val="24"/>
-        </w:rPr>
-        <w:t>conectados</w:t>
-      </w:r>
-      <w:proofErr w:type="gramEnd"/>
-      <w:r>
-        <w:rPr>
-          <w:color w:val="000000"/>
-          <w:sz w:val="24"/>
-          <w:szCs w:val="24"/>
-        </w:rPr>
-        <w:t xml:space="preserve"> ao sistema de equipotencialização da edificação.</w:t>
+        <w:t>Os racks, distribuidores, eletrocalhas metálicas, carcaças, blindagens e demais partes metálicas aplicáveis deverão ser conectados ao sistema de equipotencialização da edificação.</w:t>
       </w:r>
     </w:p>
     <w:p>
@@ -6930,43 +6477,7 @@
           <w:sz w:val="24"/>
           <w:szCs w:val="24"/>
         </w:rPr>
-        <w:t xml:space="preserve">Os equipamentos ativos deverão possuir quantidade e características compatíveis com os pontos previstos, velocidade de comunicação, requisitos de </w:t>
-      </w:r>
-      <w:proofErr w:type="spellStart"/>
-      <w:r>
-        <w:rPr>
-          <w:color w:val="000000"/>
-          <w:sz w:val="24"/>
-          <w:szCs w:val="24"/>
-        </w:rPr>
-        <w:t>PoE</w:t>
-      </w:r>
-      <w:proofErr w:type="spellEnd"/>
-      <w:r>
-        <w:rPr>
-          <w:color w:val="000000"/>
-          <w:sz w:val="24"/>
-          <w:szCs w:val="24"/>
-        </w:rPr>
-        <w:t xml:space="preserve">, enlaces de </w:t>
-      </w:r>
-      <w:proofErr w:type="spellStart"/>
-      <w:r>
-        <w:rPr>
-          <w:color w:val="000000"/>
-          <w:sz w:val="24"/>
-          <w:szCs w:val="24"/>
-        </w:rPr>
-        <w:t>uplink</w:t>
-      </w:r>
-      <w:proofErr w:type="spellEnd"/>
-      <w:r>
-        <w:rPr>
-          <w:color w:val="000000"/>
-          <w:sz w:val="24"/>
-          <w:szCs w:val="24"/>
-        </w:rPr>
-        <w:t>, redundância, gerenciamento e expansão futura.</w:t>
+        <w:t>Os equipamentos ativos deverão possuir quantidade e características compatíveis com os pontos previstos, velocidade de comunicação, requisitos de PoE, enlaces de uplink, redundância, gerenciamento e expansão futura.</w:t>
       </w:r>
     </w:p>
     <w:p>
@@ -6986,25 +6497,7 @@
           <w:sz w:val="24"/>
           <w:szCs w:val="24"/>
         </w:rPr>
-        <w:t xml:space="preserve">Os switches deverão possuir quantidade de portas suficiente para atendimento da demanda instalada, incluindo reserva de [RESERVA]%, e capacidade </w:t>
-      </w:r>
-      <w:proofErr w:type="spellStart"/>
-      <w:r>
-        <w:rPr>
-          <w:color w:val="000000"/>
-          <w:sz w:val="24"/>
-          <w:szCs w:val="24"/>
-        </w:rPr>
-        <w:t>PoE</w:t>
-      </w:r>
-      <w:proofErr w:type="spellEnd"/>
-      <w:r>
-        <w:rPr>
-          <w:color w:val="000000"/>
-          <w:sz w:val="24"/>
-          <w:szCs w:val="24"/>
-        </w:rPr>
-        <w:t xml:space="preserve"> compatível com a soma das potências dos equipamentos alimentados.</w:t>
+        <w:t>Os switches deverão possuir quantidade de portas suficiente para atendimento da demanda instalada, incluindo reserva de [RESERVA]%, e capacidade PoE compatível com a soma das potências dos equipamentos alimentados.</w:t>
       </w:r>
     </w:p>
     <w:p>
@@ -7073,25 +6566,7 @@
           <w:sz w:val="24"/>
           <w:szCs w:val="24"/>
         </w:rPr>
-        <w:t xml:space="preserve">Os pontos destinados aos </w:t>
-      </w:r>
-      <w:proofErr w:type="spellStart"/>
-      <w:r>
-        <w:rPr>
-          <w:color w:val="000000"/>
-          <w:sz w:val="24"/>
-          <w:szCs w:val="24"/>
-        </w:rPr>
-        <w:t>access</w:t>
-      </w:r>
-      <w:proofErr w:type="spellEnd"/>
-      <w:r>
-        <w:rPr>
-          <w:color w:val="000000"/>
-          <w:sz w:val="24"/>
-          <w:szCs w:val="24"/>
-        </w:rPr>
-        <w:t xml:space="preserve"> points deverão ser instalados conforme as posições indicadas no projeto, considerando a cobertura pretendida, as características construtivas da edificação, a densidade de usuários e os requisitos de alimentação e comunicação.</w:t>
+        <w:t>Os pontos destinados aos access points deverão ser instalados conforme as posições indicadas no projeto, considerando a cobertura pretendida, as características construtivas da edificação, a densidade de usuários e os requisitos de alimentação e comunicação.</w:t>
       </w:r>
     </w:p>
     <w:p>
@@ -7612,25 +7087,7 @@
           <w:sz w:val="24"/>
           <w:szCs w:val="24"/>
         </w:rPr>
-        <w:t xml:space="preserve">plantas “as </w:t>
-      </w:r>
-      <w:proofErr w:type="spellStart"/>
-      <w:r>
-        <w:rPr>
-          <w:color w:val="000000"/>
-          <w:sz w:val="24"/>
-          <w:szCs w:val="24"/>
-        </w:rPr>
-        <w:t>built</w:t>
-      </w:r>
-      <w:proofErr w:type="spellEnd"/>
-      <w:r>
-        <w:rPr>
-          <w:color w:val="000000"/>
-          <w:sz w:val="24"/>
-          <w:szCs w:val="24"/>
-        </w:rPr>
-        <w:t xml:space="preserve">”; </w:t>
+        <w:t xml:space="preserve">plantas “as built”; </w:t>
       </w:r>
     </w:p>
     <w:p>
@@ -8018,23 +7475,7 @@
           <w:sz w:val="24"/>
           <w:szCs w:val="24"/>
         </w:rPr>
-        <w:t xml:space="preserve">Qualquer alteração nos trajetos, quantitativos, localização dos pontos, categoria dos componentes, distribuidores, racks ou demais </w:t>
-      </w:r>
-      <w:proofErr w:type="gramStart"/>
-      <w:r>
-        <w:rPr>
-          <w:sz w:val="24"/>
-          <w:szCs w:val="24"/>
-        </w:rPr>
-        <w:t>elementos do sistema deverá</w:t>
-      </w:r>
-      <w:proofErr w:type="gramEnd"/>
-      <w:r>
-        <w:rPr>
-          <w:sz w:val="24"/>
-          <w:szCs w:val="24"/>
-        </w:rPr>
-        <w:t xml:space="preserve"> ser previamente analisada e aprovada pelo responsável técnico.</w:t>
+        <w:t>Qualquer alteração nos trajetos, quantitativos, localização dos pontos, categoria dos componentes, distribuidores, racks ou demais elementos do sistema deverá ser previamente analisada e aprovada pelo responsável técnico.</w:t>
       </w:r>
     </w:p>
     <w:p>
@@ -8060,23 +7501,7 @@
           <w:szCs w:val="24"/>
         </w:rPr>
         <w:lastRenderedPageBreak/>
-        <w:t xml:space="preserve">Após a conclusão dos serviços, todos os enlaces deverão ser inspecionados, identificados, testados e certificados, sendo os respectivos relatórios apresentados juntamente com a documentação “as </w:t>
-      </w:r>
-      <w:proofErr w:type="spellStart"/>
-      <w:r>
-        <w:rPr>
-          <w:sz w:val="24"/>
-          <w:szCs w:val="24"/>
-        </w:rPr>
-        <w:t>built</w:t>
-      </w:r>
-      <w:proofErr w:type="spellEnd"/>
-      <w:r>
-        <w:rPr>
-          <w:sz w:val="24"/>
-          <w:szCs w:val="24"/>
-        </w:rPr>
-        <w:t>”. A instalação somente será considerada concluída após a correção das eventuais não conformidades e a aprovação da documentação pela fiscalização.</w:t>
+        <w:t>Após a conclusão dos serviços, todos os enlaces deverão ser inspecionados, identificados, testados e certificados, sendo os respectivos relatórios apresentados juntamente com a documentação “as built”. A instalação somente será considerada concluída após a correção das eventuais não conformidades e a aprovação da documentação pela fiscalização.</w:t>
       </w:r>
     </w:p>
     <w:p>
@@ -12050,35 +11475,12 @@
 </file>
 
 <file path=customXml/item1.xml><?xml version="1.0" encoding="utf-8"?>
-<b:Sources xmlns:b="http://schemas.openxmlformats.org/officeDocument/2006/bibliography" xmlns="http://schemas.openxmlformats.org/officeDocument/2006/bibliography" SelectedStyle="\APASixthEditionOfficeOnline.xsl" StyleName="APA" Version="6"/>
+<go:gDocsCustomXmlDataStorage xmlns:go="http://customooxmlschemas.google.com/" xmlns:r="http://schemas.openxmlformats.org/officeDocument/2006/relationships" uri="GoogleDocsCustomDataVersion2">
+  <go:docsCustomData xmlns:go="http://customooxmlschemas.google.com/" roundtripDataSignature="AMtx7mhx1lXjm647vcM1LZOQ04kbTy8lDg==">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</go:docsCustomData>
+</go:gDocsCustomXmlDataStorage>
 </file>
 
 <file path=customXml/item2.xml><?xml version="1.0" encoding="utf-8"?>
-<p:properties xmlns:p="http://schemas.microsoft.com/office/2006/metadata/properties" xmlns:xsi="http://www.w3.org/2001/XMLSchema-instance" xmlns:pc="http://schemas.microsoft.com/office/infopath/2007/PartnerControls">
-  <documentManagement>
-    <TaxCatchAll xmlns="ab6bdf74-870e-40d0-b701-04787b55b19a" xsi:nil="true"/>
-    <Link xmlns="66367999-145d-416e-8089-c2616e290f81">
-      <Url xsi:nil="true"/>
-      <Description xsi:nil="true"/>
-    </Link>
-    <lcf76f155ced4ddcb4097134ff3c332f xmlns="66367999-145d-416e-8089-c2616e290f81">
-      <Terms xmlns="http://schemas.microsoft.com/office/infopath/2007/PartnerControls"/>
-    </lcf76f155ced4ddcb4097134ff3c332f>
-    <_Flow_SignoffStatus xmlns="66367999-145d-416e-8089-c2616e290f81" xsi:nil="true"/>
-  </documentManagement>
-</p:properties>
-</file>
-
-<file path=customXml/item3.xml><?xml version="1.0" encoding="utf-8"?>
-<?mso-contentType ?>
-<FormTemplates xmlns="http://schemas.microsoft.com/sharepoint/v3/contenttype/forms">
-  <Display>DocumentLibraryForm</Display>
-  <Edit>DocumentLibraryForm</Edit>
-  <New>DocumentLibraryForm</New>
-</FormTemplates>
-</file>
-
-<file path=customXml/item4.xml><?xml version="1.0" encoding="utf-8"?>
 <ct:contentTypeSchema xmlns:ct="http://schemas.microsoft.com/office/2006/metadata/contentType" xmlns:ma="http://schemas.microsoft.com/office/2006/metadata/properties/metaAttributes" ct:_="" ma:_="" ma:contentTypeName="Documento" ma:contentTypeID="0x01010090BD7F654C36E249870AD2B43CC99066" ma:contentTypeVersion="25" ma:contentTypeDescription="Crie um novo documento." ma:contentTypeScope="" ma:versionID="7aafbe2a8f4be360eca24a5952e7a582">
   <xsd:schema xmlns:xsd="http://www.w3.org/2001/XMLSchema" xmlns:xs="http://www.w3.org/2001/XMLSchema" xmlns:p="http://schemas.microsoft.com/office/2006/metadata/properties" xmlns:ns2="66367999-145d-416e-8089-c2616e290f81" xmlns:ns3="ab6bdf74-870e-40d0-b701-04787b55b19a" targetNamespace="http://schemas.microsoft.com/office/2006/metadata/properties" ma:root="true" ma:fieldsID="9b04a4bffefe874e6e37c372f87d08c5" ns2:_="" ns3:_="">
     <xsd:import namespace="66367999-145d-416e-8089-c2616e290f81"/>
@@ -12368,40 +11770,45 @@
 </ct:contentTypeSchema>
 </file>
 
+<file path=customXml/item3.xml><?xml version="1.0" encoding="utf-8"?>
+<?mso-contentType ?>
+<FormTemplates xmlns="http://schemas.microsoft.com/sharepoint/v3/contenttype/forms">
+  <Display>DocumentLibraryForm</Display>
+  <Edit>DocumentLibraryForm</Edit>
+  <New>DocumentLibraryForm</New>
+</FormTemplates>
+</file>
+
+<file path=customXml/item4.xml><?xml version="1.0" encoding="utf-8"?>
+<p:properties xmlns:p="http://schemas.microsoft.com/office/2006/metadata/properties" xmlns:xsi="http://www.w3.org/2001/XMLSchema-instance" xmlns:pc="http://schemas.microsoft.com/office/infopath/2007/PartnerControls">
+  <documentManagement>
+    <TaxCatchAll xmlns="ab6bdf74-870e-40d0-b701-04787b55b19a" xsi:nil="true"/>
+    <Link xmlns="66367999-145d-416e-8089-c2616e290f81">
+      <Url xsi:nil="true"/>
+      <Description xsi:nil="true"/>
+    </Link>
+    <lcf76f155ced4ddcb4097134ff3c332f xmlns="66367999-145d-416e-8089-c2616e290f81">
+      <Terms xmlns="http://schemas.microsoft.com/office/infopath/2007/PartnerControls"/>
+    </lcf76f155ced4ddcb4097134ff3c332f>
+    <_Flow_SignoffStatus xmlns="66367999-145d-416e-8089-c2616e290f81" xsi:nil="true"/>
+  </documentManagement>
+</p:properties>
+</file>
+
 <file path=customXml/item5.xml><?xml version="1.0" encoding="utf-8"?>
-<go:gDocsCustomXmlDataStorage xmlns:go="http://customooxmlschemas.google.com/" xmlns:r="http://schemas.openxmlformats.org/officeDocument/2006/relationships" uri="GoogleDocsCustomDataVersion2">
-  <go:docsCustomData xmlns:go="http://customooxmlschemas.google.com/" roundtripDataSignature="AMtx7mhx1lXjm647vcM1LZOQ04kbTy8lDg==">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</go:docsCustomData>
-</go:gDocsCustomXmlDataStorage>
+<b:Sources xmlns:b="http://schemas.openxmlformats.org/officeDocument/2006/bibliography" xmlns="http://schemas.openxmlformats.org/officeDocument/2006/bibliography" SelectedStyle="\APASixthEditionOfficeOnline.xsl" StyleName="APA" Version="6"/>
 </file>
 
 <file path=customXml/itemProps1.xml><?xml version="1.0" encoding="utf-8"?>
-<ds:datastoreItem xmlns:ds="http://schemas.openxmlformats.org/officeDocument/2006/customXml" ds:itemID="{F4F81F43-B9B4-4FBB-A6A9-7766FAA6F74A}">
+<ds:datastoreItem xmlns:ds="http://schemas.openxmlformats.org/officeDocument/2006/customXml" ds:itemID="{11111111-1234-1234-1234-123412341234}">
   <ds:schemaRefs>
-    <ds:schemaRef ds:uri="http://schemas.openxmlformats.org/officeDocument/2006/bibliography"/>
+    <ds:schemaRef ds:uri="http://customooxmlschemas.google.com/"/>
+    <ds:schemaRef ds:uri="http://schemas.openxmlformats.org/officeDocument/2006/relationships"/>
   </ds:schemaRefs>
 </ds:datastoreItem>
 </file>
 
 <file path=customXml/itemProps2.xml><?xml version="1.0" encoding="utf-8"?>
-<ds:datastoreItem xmlns:ds="http://schemas.openxmlformats.org/officeDocument/2006/customXml" ds:itemID="{59DEDD4B-7477-40F3-9154-656B192844A8}">
-  <ds:schemaRefs>
-    <ds:schemaRef ds:uri="http://schemas.microsoft.com/office/2006/metadata/properties"/>
-    <ds:schemaRef ds:uri="http://schemas.microsoft.com/office/infopath/2007/PartnerControls"/>
-    <ds:schemaRef ds:uri="ab6bdf74-870e-40d0-b701-04787b55b19a"/>
-    <ds:schemaRef ds:uri="66367999-145d-416e-8089-c2616e290f81"/>
-  </ds:schemaRefs>
-</ds:datastoreItem>
-</file>
-
-<file path=customXml/itemProps3.xml><?xml version="1.0" encoding="utf-8"?>
-<ds:datastoreItem xmlns:ds="http://schemas.openxmlformats.org/officeDocument/2006/customXml" ds:itemID="{4F1AEC50-4A1A-4CA0-9059-1BBE99D2C5D0}">
-  <ds:schemaRefs>
-    <ds:schemaRef ds:uri="http://schemas.microsoft.com/sharepoint/v3/contenttype/forms"/>
-  </ds:schemaRefs>
-</ds:datastoreItem>
-</file>
-
-<file path=customXml/itemProps4.xml><?xml version="1.0" encoding="utf-8"?>
 <ds:datastoreItem xmlns:ds="http://schemas.openxmlformats.org/officeDocument/2006/customXml" ds:itemID="{9AB9154E-7B48-4FBE-8279-AD0A6A0E8C59}">
   <ds:schemaRefs>
     <ds:schemaRef ds:uri="http://schemas.microsoft.com/office/2006/metadata/contentType"/>
@@ -12420,11 +11827,29 @@
 </ds:datastoreItem>
 </file>
 
+<file path=customXml/itemProps3.xml><?xml version="1.0" encoding="utf-8"?>
+<ds:datastoreItem xmlns:ds="http://schemas.openxmlformats.org/officeDocument/2006/customXml" ds:itemID="{4F1AEC50-4A1A-4CA0-9059-1BBE99D2C5D0}">
+  <ds:schemaRefs>
+    <ds:schemaRef ds:uri="http://schemas.microsoft.com/sharepoint/v3/contenttype/forms"/>
+  </ds:schemaRefs>
+</ds:datastoreItem>
+</file>
+
+<file path=customXml/itemProps4.xml><?xml version="1.0" encoding="utf-8"?>
+<ds:datastoreItem xmlns:ds="http://schemas.openxmlformats.org/officeDocument/2006/customXml" ds:itemID="{59DEDD4B-7477-40F3-9154-656B192844A8}">
+  <ds:schemaRefs>
+    <ds:schemaRef ds:uri="http://schemas.microsoft.com/office/2006/metadata/properties"/>
+    <ds:schemaRef ds:uri="http://schemas.microsoft.com/office/infopath/2007/PartnerControls"/>
+    <ds:schemaRef ds:uri="ab6bdf74-870e-40d0-b701-04787b55b19a"/>
+    <ds:schemaRef ds:uri="66367999-145d-416e-8089-c2616e290f81"/>
+  </ds:schemaRefs>
+</ds:datastoreItem>
+</file>
+
 <file path=customXml/itemProps5.xml><?xml version="1.0" encoding="utf-8"?>
-<ds:datastoreItem xmlns:ds="http://schemas.openxmlformats.org/officeDocument/2006/customXml" ds:itemID="{11111111-1234-1234-1234-123412341234}">
+<ds:datastoreItem xmlns:ds="http://schemas.openxmlformats.org/officeDocument/2006/customXml" ds:itemID="{F4F81F43-B9B4-4FBB-A6A9-7766FAA6F74A}">
   <ds:schemaRefs>
-    <ds:schemaRef ds:uri="http://customooxmlschemas.google.com/"/>
-    <ds:schemaRef ds:uri="http://schemas.openxmlformats.org/officeDocument/2006/relationships"/>
+    <ds:schemaRef ds:uri="http://schemas.openxmlformats.org/officeDocument/2006/bibliography"/>
   </ds:schemaRefs>
 </ds:datastoreItem>
 </file>